--- a/mcp-strands-agent-demo.docx
+++ b/mcp-strands-agent-demo.docx
@@ -20,7 +20,7 @@
                     <pic:cNvPicPr/>
                   </pic:nvPicPr>
                   <pic:blipFill>
-                    <a:blip r:embed="rId4"/>
+                    <a:blip r:embed="rId5"/>
                     <a:stretch>
                       <a:fillRect/>
                     </a:stretch>
@@ -59,7 +59,7 @@
                     <pic:cNvPicPr/>
                   </pic:nvPicPr>
                   <pic:blipFill>
-                    <a:blip r:embed="rId5"/>
+                    <a:blip r:embed="rId6"/>
                     <a:stretch>
                       <a:fillRect/>
                     </a:stretch>
@@ -98,7 +98,7 @@
                     <pic:cNvPicPr/>
                   </pic:nvPicPr>
                   <pic:blipFill>
-                    <a:blip r:embed="rId6"/>
+                    <a:blip r:embed="rId7"/>
                     <a:stretch>
                       <a:fillRect/>
                     </a:stretch>
@@ -137,7 +137,7 @@
                     <pic:cNvPicPr/>
                   </pic:nvPicPr>
                   <pic:blipFill>
-                    <a:blip r:embed="rId7"/>
+                    <a:blip r:embed="rId8"/>
                     <a:stretch>
                       <a:fillRect/>
                     </a:stretch>
@@ -182,7 +182,7 @@
                     <pic:cNvPicPr/>
                   </pic:nvPicPr>
                   <pic:blipFill>
-                    <a:blip r:embed="rId8"/>
+                    <a:blip r:embed="rId9"/>
                     <a:stretch>
                       <a:fillRect/>
                     </a:stretch>
@@ -203,6 +203,2783 @@
         </w:drawing>
       </w:r>
     </w:p>
+    <w:p/>
+    <w:p>
+      <w:r>
+        <w:t>Commit code to git</w:t>
+      </w:r>
+      <w:proofErr w:type="spellStart"/>
+      <w:r>
+        <w:t>hub</w:t>
+      </w:r>
+      <w:proofErr w:type="spellEnd"/>
+      <w:r>
+        <w:t xml:space="preserve"> :</w:t>
+      </w:r>
+    </w:p>
+    <w:p>
+      <w:r>
+        <w:t xml:space="preserve">Understanding </w:t>
+      </w:r>
+      <w:r>
+        <w:rPr>
+          <w:b/>
+          <w:bCs/>
+        </w:rPr>
+        <w:t>what actually happens behind the scenes</w:t>
+      </w:r>
+      <w:r>
+        <w:t xml:space="preserve"> is much more valuable than just memorizing Git commands.</w:t>
+      </w:r>
+    </w:p>
+    <w:p>
+      <w:r>
+        <w:pict w14:anchorId="1C11E460">
+          <v:rect id="_x0000_i1103" style="width:0;height:1.5pt" o:hralign="center" o:hrstd="t" o:hr="t" fillcolor="#a0a0a0" stroked="f"/>
+        </w:pict>
+      </w:r>
+    </w:p>
+    <w:p>
+      <w:pPr>
+        <w:rPr>
+          <w:b/>
+          <w:bCs/>
+        </w:rPr>
+      </w:pPr>
+      <w:r>
+        <w:rPr>
+          <w:b/>
+          <w:bCs/>
+        </w:rPr>
+        <w:t>What happens when you commit code to GitHub?</w:t>
+      </w:r>
+    </w:p>
+    <w:p>
+      <w:r>
+        <w:t>Think of Git and GitHub as two different things:</w:t>
+      </w:r>
+    </w:p>
+    <w:p>
+      <w:pPr>
+        <w:rPr>
+          <w:b/>
+          <w:bCs/>
+        </w:rPr>
+      </w:pPr>
+      <w:r>
+        <w:rPr>
+          <w:b/>
+          <w:bCs/>
+        </w:rPr>
+        <w:t>Git</w:t>
+      </w:r>
+    </w:p>
+    <w:p>
+      <w:r>
+        <w:t>A version control system that runs on your computer.</w:t>
+      </w:r>
+    </w:p>
+    <w:p>
+      <w:pPr>
+        <w:rPr>
+          <w:b/>
+          <w:bCs/>
+        </w:rPr>
+      </w:pPr>
+      <w:r>
+        <w:rPr>
+          <w:b/>
+          <w:bCs/>
+        </w:rPr>
+        <w:t>GitHub</w:t>
+      </w:r>
+    </w:p>
+    <w:p>
+      <w:r>
+        <w:t>A cloud service that stores Git repositories online.</w:t>
+      </w:r>
+    </w:p>
+    <w:p>
+      <w:r>
+        <w:t>The typical flow is:</w:t>
+      </w:r>
+    </w:p>
+    <w:p>
+      <w:r>
+        <w:t>Python Project</w:t>
+      </w:r>
+      <w:r>
+        <w:br/>
+        <w:t xml:space="preserve">      |</w:t>
+      </w:r>
+      <w:r>
+        <w:br/>
+        <w:t xml:space="preserve">      v</w:t>
+      </w:r>
+      <w:r>
+        <w:br/>
+      </w:r>
+      <w:r>
+        <w:lastRenderedPageBreak/>
+        <w:t>Local Git Repository</w:t>
+      </w:r>
+      <w:r>
+        <w:br/>
+        <w:t xml:space="preserve">      |</w:t>
+      </w:r>
+      <w:r>
+        <w:br/>
+        <w:t xml:space="preserve">      v</w:t>
+      </w:r>
+      <w:r>
+        <w:br/>
+        <w:t>GitHub Repository</w:t>
+      </w:r>
+    </w:p>
+    <w:p>
+      <w:r>
+        <w:pict w14:anchorId="7572F909">
+          <v:rect id="_x0000_i1104" style="width:0;height:1.5pt" o:hralign="center" o:hrstd="t" o:hr="t" fillcolor="#a0a0a0" stroked="f"/>
+        </w:pict>
+      </w:r>
+    </w:p>
+    <w:p>
+      <w:pPr>
+        <w:rPr>
+          <w:b/>
+          <w:bCs/>
+        </w:rPr>
+      </w:pPr>
+      <w:r>
+        <w:rPr>
+          <w:b/>
+          <w:bCs/>
+        </w:rPr>
+        <w:t xml:space="preserve">Step 1: git </w:t>
+      </w:r>
+      <w:proofErr w:type="spellStart"/>
+      <w:r>
+        <w:rPr>
+          <w:b/>
+          <w:bCs/>
+        </w:rPr>
+        <w:t>init</w:t>
+      </w:r>
+      <w:proofErr w:type="spellEnd"/>
+    </w:p>
+    <w:p>
+      <w:r>
+        <w:t xml:space="preserve">git </w:t>
+      </w:r>
+      <w:proofErr w:type="spellStart"/>
+      <w:r>
+        <w:t>init</w:t>
+      </w:r>
+      <w:proofErr w:type="spellEnd"/>
+    </w:p>
+    <w:p>
+      <w:pPr>
+        <w:rPr>
+          <w:b/>
+          <w:bCs/>
+        </w:rPr>
+      </w:pPr>
+      <w:r>
+        <w:rPr>
+          <w:b/>
+          <w:bCs/>
+        </w:rPr>
+        <w:t>What happens?</w:t>
+      </w:r>
+    </w:p>
+    <w:p>
+      <w:r>
+        <w:t>Git creates a hidden folder called:</w:t>
+      </w:r>
+    </w:p>
+    <w:p>
+      <w:r>
+        <w:t>.git</w:t>
+      </w:r>
+    </w:p>
+    <w:p>
+      <w:r>
+        <w:t>inside your project.</w:t>
+      </w:r>
+    </w:p>
+    <w:p>
+      <w:r>
+        <w:t>Example:</w:t>
+      </w:r>
+    </w:p>
+    <w:p>
+      <w:r>
+        <w:t>my-project/</w:t>
+      </w:r>
+      <w:r>
+        <w:br/>
+        <w:t>│</w:t>
+      </w:r>
+      <w:r>
+        <w:br/>
+      </w:r>
+      <w:r>
+        <w:rPr>
+          <w:rFonts w:ascii="MS Gothic" w:eastAsia="MS Gothic" w:hAnsi="MS Gothic" w:cs="MS Gothic" w:hint="eastAsia"/>
+        </w:rPr>
+        <w:t>├</w:t>
+      </w:r>
+      <w:r>
+        <w:rPr>
+          <w:rFonts w:ascii="Aptos" w:hAnsi="Aptos" w:cs="Aptos"/>
+        </w:rPr>
+        <w:t>──</w:t>
+      </w:r>
+      <w:r>
+        <w:t xml:space="preserve"> app.py</w:t>
+      </w:r>
+      <w:r>
+        <w:br/>
+      </w:r>
+      <w:r>
+        <w:rPr>
+          <w:rFonts w:ascii="MS Gothic" w:eastAsia="MS Gothic" w:hAnsi="MS Gothic" w:cs="MS Gothic" w:hint="eastAsia"/>
+        </w:rPr>
+        <w:t>├</w:t>
+      </w:r>
+      <w:r>
+        <w:rPr>
+          <w:rFonts w:ascii="Aptos" w:hAnsi="Aptos" w:cs="Aptos"/>
+        </w:rPr>
+        <w:t>──</w:t>
+      </w:r>
+      <w:r>
+        <w:t xml:space="preserve"> requirements.txt</w:t>
+      </w:r>
+      <w:r>
+        <w:br/>
+      </w:r>
+      <w:r>
+        <w:rPr>
+          <w:rFonts w:ascii="Aptos" w:hAnsi="Aptos" w:cs="Aptos"/>
+        </w:rPr>
+        <w:t>└──</w:t>
+      </w:r>
+      <w:r>
+        <w:t xml:space="preserve"> .git/</w:t>
+      </w:r>
+    </w:p>
+    <w:p>
+      <w:r>
+        <w:t>The .git folder contains:</w:t>
+      </w:r>
+    </w:p>
+    <w:p>
+      <w:pPr>
+        <w:numPr>
+          <w:ilvl w:val="0"/>
+          <w:numId w:val="1"/>
+        </w:numPr>
+      </w:pPr>
+      <w:r>
+        <w:t xml:space="preserve">Commit history </w:t>
+      </w:r>
+    </w:p>
+    <w:p>
+      <w:pPr>
+        <w:numPr>
+          <w:ilvl w:val="0"/>
+          <w:numId w:val="1"/>
+        </w:numPr>
+      </w:pPr>
+      <w:r>
+        <w:t xml:space="preserve">Branch information </w:t>
+      </w:r>
+    </w:p>
+    <w:p>
+      <w:pPr>
+        <w:numPr>
+          <w:ilvl w:val="0"/>
+          <w:numId w:val="1"/>
+        </w:numPr>
+      </w:pPr>
+      <w:r>
+        <w:t xml:space="preserve">Configuration </w:t>
+      </w:r>
+    </w:p>
+    <w:p>
+      <w:pPr>
+        <w:numPr>
+          <w:ilvl w:val="0"/>
+          <w:numId w:val="1"/>
+        </w:numPr>
+      </w:pPr>
+      <w:r>
+        <w:t xml:space="preserve">References to files </w:t>
+      </w:r>
+    </w:p>
+    <w:p>
+      <w:r>
+        <w:t xml:space="preserve">Before git </w:t>
+      </w:r>
+      <w:proofErr w:type="spellStart"/>
+      <w:r>
+        <w:t>init</w:t>
+      </w:r>
+      <w:proofErr w:type="spellEnd"/>
+      <w:r>
+        <w:t>:</w:t>
+      </w:r>
+    </w:p>
+    <w:p>
+      <w:r>
+        <w:t>app.py</w:t>
+      </w:r>
+    </w:p>
+    <w:p>
+      <w:r>
+        <w:t>is just a normal file.</w:t>
+      </w:r>
+    </w:p>
+    <w:p>
+      <w:r>
+        <w:t xml:space="preserve">After git </w:t>
+      </w:r>
+      <w:proofErr w:type="spellStart"/>
+      <w:r>
+        <w:t>init</w:t>
+      </w:r>
+      <w:proofErr w:type="spellEnd"/>
+      <w:r>
+        <w:t>:</w:t>
+      </w:r>
+    </w:p>
+    <w:p>
+      <w:r>
+        <w:t>Git starts tracking changes.</w:t>
+      </w:r>
+    </w:p>
+    <w:p>
+      <w:r>
+        <w:pict w14:anchorId="56C8B705">
+          <v:rect id="_x0000_i1105" style="width:0;height:1.5pt" o:hralign="center" o:hrstd="t" o:hr="t" fillcolor="#a0a0a0" stroked="f"/>
+        </w:pict>
+      </w:r>
+    </w:p>
+    <w:p>
+      <w:pPr>
+        <w:rPr>
+          <w:b/>
+          <w:bCs/>
+        </w:rPr>
+      </w:pPr>
+      <w:r>
+        <w:rPr>
+          <w:b/>
+          <w:bCs/>
+        </w:rPr>
+        <w:lastRenderedPageBreak/>
+        <w:t>Step 2: git status</w:t>
+      </w:r>
+    </w:p>
+    <w:p>
+      <w:r>
+        <w:t>git status</w:t>
+      </w:r>
+    </w:p>
+    <w:p>
+      <w:pPr>
+        <w:rPr>
+          <w:b/>
+          <w:bCs/>
+        </w:rPr>
+      </w:pPr>
+      <w:r>
+        <w:rPr>
+          <w:b/>
+          <w:bCs/>
+        </w:rPr>
+        <w:t>What happens?</w:t>
+      </w:r>
+    </w:p>
+    <w:p>
+      <w:r>
+        <w:t>Git compares:</w:t>
+      </w:r>
+    </w:p>
+    <w:p>
+      <w:r>
+        <w:t>Current files</w:t>
+      </w:r>
+      <w:r>
+        <w:br/>
+        <w:t>VS</w:t>
+      </w:r>
+      <w:r>
+        <w:br/>
+        <w:t>Git tracked files</w:t>
+      </w:r>
+    </w:p>
+    <w:p>
+      <w:r>
+        <w:t>and shows:</w:t>
+      </w:r>
+    </w:p>
+    <w:p>
+      <w:r>
+        <w:t>Untracked files:</w:t>
+      </w:r>
+      <w:r>
+        <w:br/>
+        <w:t xml:space="preserve">    app.py</w:t>
+      </w:r>
+    </w:p>
+    <w:p>
+      <w:r>
+        <w:t>Meaning:</w:t>
+      </w:r>
+    </w:p>
+    <w:p>
+      <w:r>
+        <w:t>"I see this file, but I am not tracking it yet."</w:t>
+      </w:r>
+    </w:p>
+    <w:p>
+      <w:r>
+        <w:pict w14:anchorId="6D221241">
+          <v:rect id="_x0000_i1106" style="width:0;height:1.5pt" o:hralign="center" o:hrstd="t" o:hr="t" fillcolor="#a0a0a0" stroked="f"/>
+        </w:pict>
+      </w:r>
+    </w:p>
+    <w:p>
+      <w:pPr>
+        <w:rPr>
+          <w:b/>
+          <w:bCs/>
+        </w:rPr>
+      </w:pPr>
+      <w:r>
+        <w:rPr>
+          <w:b/>
+          <w:bCs/>
+        </w:rPr>
+        <w:t>Step 3: git add .</w:t>
+      </w:r>
+    </w:p>
+    <w:p>
+      <w:r>
+        <w:t>git add .</w:t>
+      </w:r>
+    </w:p>
+    <w:p>
+      <w:pPr>
+        <w:rPr>
+          <w:b/>
+          <w:bCs/>
+        </w:rPr>
+      </w:pPr>
+      <w:r>
+        <w:rPr>
+          <w:b/>
+          <w:bCs/>
+        </w:rPr>
+        <w:t>What happens?</w:t>
+      </w:r>
+    </w:p>
+    <w:p>
+      <w:r>
+        <w:t>Git does NOT commit immediately.</w:t>
+      </w:r>
+    </w:p>
+    <w:p>
+      <w:r>
+        <w:t>Instead, it places files into a temporary area called:</w:t>
+      </w:r>
+    </w:p>
+    <w:p>
+      <w:r>
+        <w:t>Staging Area</w:t>
+      </w:r>
+    </w:p>
+    <w:p>
+      <w:r>
+        <w:t>Architecture:</w:t>
+      </w:r>
+    </w:p>
+    <w:p>
+      <w:r>
+        <w:t>Working Directory</w:t>
+      </w:r>
+      <w:r>
+        <w:br/>
+        <w:t xml:space="preserve">        |</w:t>
+      </w:r>
+      <w:r>
+        <w:br/>
+        <w:t xml:space="preserve">        v</w:t>
+      </w:r>
+      <w:r>
+        <w:br/>
+        <w:t xml:space="preserve">   git add</w:t>
+      </w:r>
+      <w:r>
+        <w:br/>
+        <w:t xml:space="preserve">        |</w:t>
+      </w:r>
+      <w:r>
+        <w:br/>
+        <w:t xml:space="preserve">        v</w:t>
+      </w:r>
+      <w:r>
+        <w:br/>
+        <w:t xml:space="preserve">  Staging Area</w:t>
+      </w:r>
+      <w:r>
+        <w:br/>
+        <w:t xml:space="preserve">        |</w:t>
+      </w:r>
+      <w:r>
+        <w:br/>
+        <w:t xml:space="preserve">        v</w:t>
+      </w:r>
+      <w:r>
+        <w:br/>
+        <w:t xml:space="preserve">   git commit</w:t>
+      </w:r>
+    </w:p>
+    <w:p>
+      <w:r>
+        <w:lastRenderedPageBreak/>
+        <w:t>Example:</w:t>
+      </w:r>
+    </w:p>
+    <w:p>
+      <w:r>
+        <w:t>app.py modified</w:t>
+      </w:r>
+    </w:p>
+    <w:p>
+      <w:r>
+        <w:t>After:</w:t>
+      </w:r>
+    </w:p>
+    <w:p>
+      <w:r>
+        <w:t>git add app.py</w:t>
+      </w:r>
+    </w:p>
+    <w:p>
+      <w:r>
+        <w:t>Git says:</w:t>
+      </w:r>
+    </w:p>
+    <w:p>
+      <w:r>
+        <w:t>"Okay, I'll include this version in the next commit."</w:t>
+      </w:r>
+    </w:p>
+    <w:p>
+      <w:r>
+        <w:pict w14:anchorId="4F2346D7">
+          <v:rect id="_x0000_i1107" style="width:0;height:1.5pt" o:hralign="center" o:hrstd="t" o:hr="t" fillcolor="#a0a0a0" stroked="f"/>
+        </w:pict>
+      </w:r>
+    </w:p>
+    <w:p>
+      <w:pPr>
+        <w:rPr>
+          <w:b/>
+          <w:bCs/>
+        </w:rPr>
+      </w:pPr>
+      <w:r>
+        <w:rPr>
+          <w:b/>
+          <w:bCs/>
+        </w:rPr>
+        <w:t>Step 4: git commit</w:t>
+      </w:r>
+    </w:p>
+    <w:p>
+      <w:r>
+        <w:t>git commit -m "Initial commit"</w:t>
+      </w:r>
+    </w:p>
+    <w:p>
+      <w:pPr>
+        <w:rPr>
+          <w:b/>
+          <w:bCs/>
+        </w:rPr>
+      </w:pPr>
+      <w:r>
+        <w:rPr>
+          <w:b/>
+          <w:bCs/>
+        </w:rPr>
+        <w:t>What happens?</w:t>
+      </w:r>
+    </w:p>
+    <w:p>
+      <w:r>
+        <w:t>Git creates a snapshot of all staged files.</w:t>
+      </w:r>
+    </w:p>
+    <w:p>
+      <w:r>
+        <w:t>Think of it like:</w:t>
+      </w:r>
+    </w:p>
+    <w:p>
+      <w:r>
+        <w:t>Photo #1</w:t>
+      </w:r>
+    </w:p>
+    <w:p>
+      <w:r>
+        <w:t>of your project.</w:t>
+      </w:r>
+    </w:p>
+    <w:p>
+      <w:r>
+        <w:t>Example:</w:t>
+      </w:r>
+    </w:p>
+    <w:p>
+      <w:r>
+        <w:t>Commit A</w:t>
+      </w:r>
+      <w:r>
+        <w:br/>
+        <w:t>│</w:t>
+      </w:r>
+      <w:r>
+        <w:br/>
+      </w:r>
+      <w:r>
+        <w:rPr>
+          <w:rFonts w:ascii="MS Gothic" w:eastAsia="MS Gothic" w:hAnsi="MS Gothic" w:cs="MS Gothic" w:hint="eastAsia"/>
+        </w:rPr>
+        <w:t>├</w:t>
+      </w:r>
+      <w:r>
+        <w:rPr>
+          <w:rFonts w:ascii="Aptos" w:hAnsi="Aptos" w:cs="Aptos"/>
+        </w:rPr>
+        <w:t>──</w:t>
+      </w:r>
+      <w:r>
+        <w:t xml:space="preserve"> app.py</w:t>
+      </w:r>
+      <w:r>
+        <w:br/>
+      </w:r>
+      <w:r>
+        <w:rPr>
+          <w:rFonts w:ascii="Aptos" w:hAnsi="Aptos" w:cs="Aptos"/>
+        </w:rPr>
+        <w:t>└──</w:t>
+      </w:r>
+      <w:r>
+        <w:t xml:space="preserve"> requirements.txt</w:t>
+      </w:r>
+    </w:p>
+    <w:p>
+      <w:r>
+        <w:t>Git generates a unique commit ID:</w:t>
+      </w:r>
+    </w:p>
+    <w:p>
+      <w:r>
+        <w:t>a84f8e8d31f2...</w:t>
+      </w:r>
+    </w:p>
+    <w:p>
+      <w:r>
+        <w:t>Internally:</w:t>
+      </w:r>
+    </w:p>
+    <w:p>
+      <w:r>
+        <w:t>Commit</w:t>
+      </w:r>
+      <w:r>
+        <w:br/>
+        <w:t>│</w:t>
+      </w:r>
+      <w:r>
+        <w:br/>
+      </w:r>
+      <w:r>
+        <w:rPr>
+          <w:rFonts w:ascii="MS Gothic" w:eastAsia="MS Gothic" w:hAnsi="MS Gothic" w:cs="MS Gothic" w:hint="eastAsia"/>
+        </w:rPr>
+        <w:t>├</w:t>
+      </w:r>
+      <w:r>
+        <w:rPr>
+          <w:rFonts w:ascii="Aptos" w:hAnsi="Aptos" w:cs="Aptos"/>
+        </w:rPr>
+        <w:t>──</w:t>
+      </w:r>
+      <w:r>
+        <w:t xml:space="preserve"> Author</w:t>
+      </w:r>
+      <w:r>
+        <w:br/>
+      </w:r>
+      <w:r>
+        <w:rPr>
+          <w:rFonts w:ascii="MS Gothic" w:eastAsia="MS Gothic" w:hAnsi="MS Gothic" w:cs="MS Gothic" w:hint="eastAsia"/>
+        </w:rPr>
+        <w:t>├</w:t>
+      </w:r>
+      <w:r>
+        <w:rPr>
+          <w:rFonts w:ascii="Aptos" w:hAnsi="Aptos" w:cs="Aptos"/>
+        </w:rPr>
+        <w:t>──</w:t>
+      </w:r>
+      <w:r>
+        <w:t xml:space="preserve"> Timestamp</w:t>
+      </w:r>
+      <w:r>
+        <w:br/>
+      </w:r>
+      <w:r>
+        <w:rPr>
+          <w:rFonts w:ascii="MS Gothic" w:eastAsia="MS Gothic" w:hAnsi="MS Gothic" w:cs="MS Gothic" w:hint="eastAsia"/>
+        </w:rPr>
+        <w:t>├</w:t>
+      </w:r>
+      <w:r>
+        <w:rPr>
+          <w:rFonts w:ascii="Aptos" w:hAnsi="Aptos" w:cs="Aptos"/>
+        </w:rPr>
+        <w:t>──</w:t>
+      </w:r>
+      <w:r>
+        <w:t xml:space="preserve"> Message</w:t>
+      </w:r>
+      <w:r>
+        <w:br/>
+      </w:r>
+      <w:r>
+        <w:rPr>
+          <w:rFonts w:ascii="Aptos" w:hAnsi="Aptos" w:cs="Aptos"/>
+        </w:rPr>
+        <w:t>└──</w:t>
+      </w:r>
+      <w:r>
+        <w:t xml:space="preserve"> File Snapshot</w:t>
+      </w:r>
+    </w:p>
+    <w:p>
+      <w:r>
+        <w:lastRenderedPageBreak/>
+        <w:t>Now Git can restore your project to this exact state anytime.</w:t>
+      </w:r>
+    </w:p>
+    <w:p>
+      <w:r>
+        <w:pict w14:anchorId="1761906E">
+          <v:rect id="_x0000_i1108" style="width:0;height:1.5pt" o:hralign="center" o:hrstd="t" o:hr="t" fillcolor="#a0a0a0" stroked="f"/>
+        </w:pict>
+      </w:r>
+    </w:p>
+    <w:p>
+      <w:pPr>
+        <w:rPr>
+          <w:b/>
+          <w:bCs/>
+        </w:rPr>
+      </w:pPr>
+      <w:r>
+        <w:rPr>
+          <w:b/>
+          <w:bCs/>
+        </w:rPr>
+        <w:t>Step 5: Create GitHub Repository</w:t>
+      </w:r>
+    </w:p>
+    <w:p>
+      <w:r>
+        <w:t>Suppose you create:</w:t>
+      </w:r>
+    </w:p>
+    <w:p>
+      <w:r>
+        <w:t>https://github.com/sarath/strands-mcp-agent</w:t>
+      </w:r>
+    </w:p>
+    <w:p>
+      <w:r>
+        <w:t>Currently:</w:t>
+      </w:r>
+    </w:p>
+    <w:p>
+      <w:pPr>
+        <w:rPr>
+          <w:b/>
+          <w:bCs/>
+        </w:rPr>
+      </w:pPr>
+      <w:r>
+        <w:rPr>
+          <w:b/>
+          <w:bCs/>
+        </w:rPr>
+        <w:t>Local</w:t>
+      </w:r>
+    </w:p>
+    <w:p>
+      <w:r>
+        <w:t>Your Computer</w:t>
+      </w:r>
+    </w:p>
+    <w:p>
+      <w:r>
+        <w:t>contains commits.</w:t>
+      </w:r>
+    </w:p>
+    <w:p>
+      <w:pPr>
+        <w:rPr>
+          <w:b/>
+          <w:bCs/>
+        </w:rPr>
+      </w:pPr>
+      <w:r>
+        <w:rPr>
+          <w:b/>
+          <w:bCs/>
+        </w:rPr>
+        <w:t>GitHub</w:t>
+      </w:r>
+    </w:p>
+    <w:p>
+      <w:r>
+        <w:t>Empty Repository</w:t>
+      </w:r>
+    </w:p>
+    <w:p>
+      <w:r>
+        <w:t>contains nothing.</w:t>
+      </w:r>
+    </w:p>
+    <w:p>
+      <w:r>
+        <w:t>Need to connect them.</w:t>
+      </w:r>
+    </w:p>
+    <w:p>
+      <w:r>
+        <w:pict w14:anchorId="14EE9C23">
+          <v:rect id="_x0000_i1109" style="width:0;height:1.5pt" o:hralign="center" o:hrstd="t" o:hr="t" fillcolor="#a0a0a0" stroked="f"/>
+        </w:pict>
+      </w:r>
+    </w:p>
+    <w:p>
+      <w:pPr>
+        <w:rPr>
+          <w:b/>
+          <w:bCs/>
+        </w:rPr>
+      </w:pPr>
+      <w:r>
+        <w:rPr>
+          <w:b/>
+          <w:bCs/>
+        </w:rPr>
+        <w:t>Step 6: git remote add origin</w:t>
+      </w:r>
+    </w:p>
+    <w:p>
+      <w:r>
+        <w:t>git remote add origin https://github.com/sarath/strands-mcp-agent.git</w:t>
+      </w:r>
+    </w:p>
+    <w:p>
+      <w:pPr>
+        <w:rPr>
+          <w:b/>
+          <w:bCs/>
+        </w:rPr>
+      </w:pPr>
+      <w:r>
+        <w:rPr>
+          <w:b/>
+          <w:bCs/>
+        </w:rPr>
+        <w:t>What happens?</w:t>
+      </w:r>
+    </w:p>
+    <w:p>
+      <w:r>
+        <w:t>Git stores:</w:t>
+      </w:r>
+    </w:p>
+    <w:p>
+      <w:r>
+        <w:t>origin</w:t>
+      </w:r>
+      <w:r>
+        <w:br/>
+        <w:t>=</w:t>
+      </w:r>
+      <w:r>
+        <w:br/>
+        <w:t>https://github.com/sarath/strands-mcp-agent.git</w:t>
+      </w:r>
+    </w:p>
+    <w:p>
+      <w:r>
+        <w:t>Think of:</w:t>
+      </w:r>
+    </w:p>
+    <w:p>
+      <w:r>
+        <w:t>origin</w:t>
+      </w:r>
+    </w:p>
+    <w:p>
+      <w:r>
+        <w:t>as a nickname.</w:t>
+      </w:r>
+    </w:p>
+    <w:p>
+      <w:r>
+        <w:t>Instead of typing:</w:t>
+      </w:r>
+    </w:p>
+    <w:p>
+      <w:r>
+        <w:t>git push https://github.com/...</w:t>
+      </w:r>
+    </w:p>
+    <w:p>
+      <w:r>
+        <w:t>you simply use:</w:t>
+      </w:r>
+    </w:p>
+    <w:p>
+      <w:r>
+        <w:lastRenderedPageBreak/>
+        <w:t>git push origin</w:t>
+      </w:r>
+    </w:p>
+    <w:p>
+      <w:r>
+        <w:t>Check:</w:t>
+      </w:r>
+    </w:p>
+    <w:p>
+      <w:r>
+        <w:t>git remote -v</w:t>
+      </w:r>
+    </w:p>
+    <w:p>
+      <w:r>
+        <w:t>Output:</w:t>
+      </w:r>
+    </w:p>
+    <w:p>
+      <w:r>
+        <w:t>origin https://github.com/...</w:t>
+      </w:r>
+    </w:p>
+    <w:p>
+      <w:r>
+        <w:pict w14:anchorId="20E8ABD4">
+          <v:rect id="_x0000_i1110" style="width:0;height:1.5pt" o:hralign="center" o:hrstd="t" o:hr="t" fillcolor="#a0a0a0" stroked="f"/>
+        </w:pict>
+      </w:r>
+    </w:p>
+    <w:p>
+      <w:pPr>
+        <w:rPr>
+          <w:b/>
+          <w:bCs/>
+        </w:rPr>
+      </w:pPr>
+      <w:r>
+        <w:rPr>
+          <w:b/>
+          <w:bCs/>
+        </w:rPr>
+        <w:t>Step 7: git branch -M main</w:t>
+      </w:r>
+    </w:p>
+    <w:p>
+      <w:r>
+        <w:t>git branch -M main</w:t>
+      </w:r>
+    </w:p>
+    <w:p>
+      <w:pPr>
+        <w:rPr>
+          <w:b/>
+          <w:bCs/>
+        </w:rPr>
+      </w:pPr>
+      <w:r>
+        <w:rPr>
+          <w:b/>
+          <w:bCs/>
+        </w:rPr>
+        <w:t>What happens?</w:t>
+      </w:r>
+    </w:p>
+    <w:p>
+      <w:r>
+        <w:t>Git branches are pointers to commits.</w:t>
+      </w:r>
+    </w:p>
+    <w:p>
+      <w:r>
+        <w:t>Example:</w:t>
+      </w:r>
+    </w:p>
+    <w:p>
+      <w:r>
+        <w:t>main</w:t>
+      </w:r>
+      <w:r>
+        <w:br/>
+        <w:t xml:space="preserve"> |</w:t>
+      </w:r>
+      <w:r>
+        <w:br/>
+        <w:t xml:space="preserve"> v</w:t>
+      </w:r>
+      <w:r>
+        <w:br/>
+        <w:t>Commit A</w:t>
+      </w:r>
+    </w:p>
+    <w:p>
+      <w:r>
+        <w:t>This command renames current branch to:</w:t>
+      </w:r>
+    </w:p>
+    <w:p>
+      <w:r>
+        <w:t>main</w:t>
+      </w:r>
+    </w:p>
+    <w:p>
+      <w:r>
+        <w:t>which is GitHub's standard branch name.</w:t>
+      </w:r>
+    </w:p>
+    <w:p>
+      <w:r>
+        <w:pict w14:anchorId="1914B7F0">
+          <v:rect id="_x0000_i1111" style="width:0;height:1.5pt" o:hralign="center" o:hrstd="t" o:hr="t" fillcolor="#a0a0a0" stroked="f"/>
+        </w:pict>
+      </w:r>
+    </w:p>
+    <w:p>
+      <w:pPr>
+        <w:rPr>
+          <w:b/>
+          <w:bCs/>
+        </w:rPr>
+      </w:pPr>
+      <w:r>
+        <w:rPr>
+          <w:b/>
+          <w:bCs/>
+        </w:rPr>
+        <w:t>Step 8: git push -u origin main</w:t>
+      </w:r>
+    </w:p>
+    <w:p>
+      <w:r>
+        <w:t>git push -u origin main</w:t>
+      </w:r>
+    </w:p>
+    <w:p>
+      <w:pPr>
+        <w:rPr>
+          <w:b/>
+          <w:bCs/>
+        </w:rPr>
+      </w:pPr>
+      <w:r>
+        <w:rPr>
+          <w:b/>
+          <w:bCs/>
+        </w:rPr>
+        <w:t>What happens?</w:t>
+      </w:r>
+    </w:p>
+    <w:p>
+      <w:r>
+        <w:t>Git uploads:</w:t>
+      </w:r>
+    </w:p>
+    <w:p>
+      <w:pPr>
+        <w:numPr>
+          <w:ilvl w:val="0"/>
+          <w:numId w:val="2"/>
+        </w:numPr>
+      </w:pPr>
+      <w:r>
+        <w:t xml:space="preserve">Commit history </w:t>
+      </w:r>
+    </w:p>
+    <w:p>
+      <w:pPr>
+        <w:numPr>
+          <w:ilvl w:val="0"/>
+          <w:numId w:val="2"/>
+        </w:numPr>
+      </w:pPr>
+      <w:r>
+        <w:t xml:space="preserve">File snapshots </w:t>
+      </w:r>
+    </w:p>
+    <w:p>
+      <w:pPr>
+        <w:numPr>
+          <w:ilvl w:val="0"/>
+          <w:numId w:val="2"/>
+        </w:numPr>
+      </w:pPr>
+      <w:r>
+        <w:t xml:space="preserve">Branch references </w:t>
+      </w:r>
+    </w:p>
+    <w:p>
+      <w:r>
+        <w:t>to GitHub.</w:t>
+      </w:r>
+    </w:p>
+    <w:p>
+      <w:r>
+        <w:lastRenderedPageBreak/>
+        <w:t>Flow:</w:t>
+      </w:r>
+    </w:p>
+    <w:p>
+      <w:r>
+        <w:t>Local Repository</w:t>
+      </w:r>
+      <w:r>
+        <w:br/>
+        <w:t xml:space="preserve">      |</w:t>
+      </w:r>
+      <w:r>
+        <w:br/>
+        <w:t xml:space="preserve">      |</w:t>
+      </w:r>
+      <w:r>
+        <w:br/>
+        <w:t xml:space="preserve">      v</w:t>
+      </w:r>
+      <w:r>
+        <w:br/>
+        <w:t>GitHub Repository</w:t>
+      </w:r>
+    </w:p>
+    <w:p>
+      <w:r>
+        <w:t>Example:</w:t>
+      </w:r>
+    </w:p>
+    <w:p>
+      <w:r>
+        <w:t>Commit A</w:t>
+      </w:r>
+    </w:p>
+    <w:p>
+      <w:r>
+        <w:t>is transferred to GitHub.</w:t>
+      </w:r>
+    </w:p>
+    <w:p>
+      <w:r>
+        <w:t>Now others can see:</w:t>
+      </w:r>
+    </w:p>
+    <w:p>
+      <w:r>
+        <w:t>app.py</w:t>
+      </w:r>
+      <w:r>
+        <w:br/>
+        <w:t>requirements.txt</w:t>
+      </w:r>
+    </w:p>
+    <w:p>
+      <w:r>
+        <w:t>online.</w:t>
+      </w:r>
+    </w:p>
+    <w:p>
+      <w:r>
+        <w:pict w14:anchorId="4AE13672">
+          <v:rect id="_x0000_i1112" style="width:0;height:1.5pt" o:hralign="center" o:hrstd="t" o:hr="t" fillcolor="#a0a0a0" stroked="f"/>
+        </w:pict>
+      </w:r>
+    </w:p>
+    <w:p>
+      <w:pPr>
+        <w:rPr>
+          <w:b/>
+          <w:bCs/>
+        </w:rPr>
+      </w:pPr>
+      <w:r>
+        <w:rPr>
+          <w:b/>
+          <w:bCs/>
+        </w:rPr>
+        <w:t>What happens when you change code later?</w:t>
+      </w:r>
+    </w:p>
+    <w:p>
+      <w:r>
+        <w:t>Suppose:</w:t>
+      </w:r>
+    </w:p>
+    <w:p>
+      <w:r>
+        <w:t>print("Hello")</w:t>
+      </w:r>
+    </w:p>
+    <w:p>
+      <w:r>
+        <w:t>becomes:</w:t>
+      </w:r>
+    </w:p>
+    <w:p>
+      <w:r>
+        <w:t>print("Hello MCP")</w:t>
+      </w:r>
+    </w:p>
+    <w:p>
+      <w:r>
+        <w:t>Git sees:</w:t>
+      </w:r>
+    </w:p>
+    <w:p>
+      <w:r>
+        <w:t>File modified</w:t>
+      </w:r>
+    </w:p>
+    <w:p>
+      <w:r>
+        <w:t>Check:</w:t>
+      </w:r>
+    </w:p>
+    <w:p>
+      <w:r>
+        <w:t>git status</w:t>
+      </w:r>
+    </w:p>
+    <w:p>
+      <w:r>
+        <w:t>Output:</w:t>
+      </w:r>
+    </w:p>
+    <w:p>
+      <w:r>
+        <w:t>modified: app.py</w:t>
+      </w:r>
+    </w:p>
+    <w:p>
+      <w:r>
+        <w:pict w14:anchorId="3CF29F76">
+          <v:rect id="_x0000_i1113" style="width:0;height:1.5pt" o:hralign="center" o:hrstd="t" o:hr="t" fillcolor="#a0a0a0" stroked="f"/>
+        </w:pict>
+      </w:r>
+    </w:p>
+    <w:p>
+      <w:pPr>
+        <w:rPr>
+          <w:b/>
+          <w:bCs/>
+        </w:rPr>
+      </w:pPr>
+      <w:r>
+        <w:rPr>
+          <w:b/>
+          <w:bCs/>
+        </w:rPr>
+        <w:t>Second Commit Flow</w:t>
+      </w:r>
+    </w:p>
+    <w:p>
+      <w:pPr>
+        <w:rPr>
+          <w:b/>
+          <w:bCs/>
+        </w:rPr>
+      </w:pPr>
+      <w:r>
+        <w:rPr>
+          <w:b/>
+          <w:bCs/>
+        </w:rPr>
+        <w:lastRenderedPageBreak/>
+        <w:t>Stage changes</w:t>
+      </w:r>
+    </w:p>
+    <w:p>
+      <w:r>
+        <w:t>git add .</w:t>
+      </w:r>
+    </w:p>
+    <w:p>
+      <w:pPr>
+        <w:rPr>
+          <w:b/>
+          <w:bCs/>
+        </w:rPr>
+      </w:pPr>
+      <w:r>
+        <w:rPr>
+          <w:b/>
+          <w:bCs/>
+        </w:rPr>
+        <w:t>Create snapshot</w:t>
+      </w:r>
+    </w:p>
+    <w:p>
+      <w:r>
+        <w:t>git commit -m "Added MCP support"</w:t>
+      </w:r>
+    </w:p>
+    <w:p>
+      <w:r>
+        <w:t>Now:</w:t>
+      </w:r>
+    </w:p>
+    <w:p>
+      <w:r>
+        <w:t>Commit A</w:t>
+      </w:r>
+      <w:r>
+        <w:br/>
+        <w:t xml:space="preserve">    |</w:t>
+      </w:r>
+      <w:r>
+        <w:br/>
+        <w:t xml:space="preserve">    |</w:t>
+      </w:r>
+      <w:r>
+        <w:br/>
+        <w:t xml:space="preserve">    v</w:t>
+      </w:r>
+      <w:r>
+        <w:br/>
+        <w:t>Commit B</w:t>
+      </w:r>
+    </w:p>
+    <w:p>
+      <w:pPr>
+        <w:rPr>
+          <w:b/>
+          <w:bCs/>
+        </w:rPr>
+      </w:pPr>
+      <w:r>
+        <w:rPr>
+          <w:b/>
+          <w:bCs/>
+        </w:rPr>
+        <w:t>Upload</w:t>
+      </w:r>
+    </w:p>
+    <w:p>
+      <w:r>
+        <w:t>git push</w:t>
+      </w:r>
+    </w:p>
+    <w:p>
+      <w:r>
+        <w:t>GitHub receives:</w:t>
+      </w:r>
+    </w:p>
+    <w:p>
+      <w:r>
+        <w:t>Commit B</w:t>
+      </w:r>
+    </w:p>
+    <w:p>
+      <w:r>
+        <w:pict w14:anchorId="42DC48DC">
+          <v:rect id="_x0000_i1114" style="width:0;height:1.5pt" o:hralign="center" o:hrstd="t" o:hr="t" fillcolor="#a0a0a0" stroked="f"/>
+        </w:pict>
+      </w:r>
+    </w:p>
+    <w:p>
+      <w:pPr>
+        <w:rPr>
+          <w:b/>
+          <w:bCs/>
+        </w:rPr>
+      </w:pPr>
+      <w:r>
+        <w:rPr>
+          <w:b/>
+          <w:bCs/>
+        </w:rPr>
+        <w:t>Visualizing the Complete Flow</w:t>
+      </w:r>
+    </w:p>
+    <w:p>
+      <w:r>
+        <w:t>Project Files</w:t>
+      </w:r>
+      <w:r>
+        <w:br/>
+        <w:t xml:space="preserve">     |</w:t>
+      </w:r>
+      <w:r>
+        <w:br/>
+        <w:t xml:space="preserve">     v</w:t>
+      </w:r>
+      <w:r>
+        <w:br/>
+        <w:t xml:space="preserve">git </w:t>
+      </w:r>
+      <w:proofErr w:type="spellStart"/>
+      <w:r>
+        <w:t>init</w:t>
+      </w:r>
+      <w:proofErr w:type="spellEnd"/>
+      <w:r>
+        <w:br/>
+        <w:t xml:space="preserve">     |</w:t>
+      </w:r>
+      <w:r>
+        <w:br/>
+        <w:t xml:space="preserve">     v</w:t>
+      </w:r>
+      <w:r>
+        <w:br/>
+        <w:t>Local Git Repository (.git)</w:t>
+      </w:r>
+      <w:r>
+        <w:br/>
+        <w:t xml:space="preserve">     |</w:t>
+      </w:r>
+      <w:r>
+        <w:br/>
+        <w:t xml:space="preserve">     v</w:t>
+      </w:r>
+      <w:r>
+        <w:br/>
+        <w:t>git add</w:t>
+      </w:r>
+      <w:r>
+        <w:br/>
+        <w:t xml:space="preserve">     |</w:t>
+      </w:r>
+      <w:r>
+        <w:br/>
+        <w:t xml:space="preserve">     v</w:t>
+      </w:r>
+      <w:r>
+        <w:br/>
+        <w:t>Staging Area</w:t>
+      </w:r>
+      <w:r>
+        <w:br/>
+        <w:t xml:space="preserve">     |</w:t>
+      </w:r>
+      <w:r>
+        <w:br/>
+        <w:t xml:space="preserve">     v</w:t>
+      </w:r>
+      <w:r>
+        <w:br/>
+        <w:t>git commit</w:t>
+      </w:r>
+      <w:r>
+        <w:br/>
+      </w:r>
+      <w:r>
+        <w:lastRenderedPageBreak/>
+        <w:t xml:space="preserve">     |</w:t>
+      </w:r>
+      <w:r>
+        <w:br/>
+        <w:t xml:space="preserve">     v</w:t>
+      </w:r>
+      <w:r>
+        <w:br/>
+        <w:t>Commit History</w:t>
+      </w:r>
+      <w:r>
+        <w:br/>
+        <w:t xml:space="preserve">     |</w:t>
+      </w:r>
+      <w:r>
+        <w:br/>
+        <w:t xml:space="preserve">     v</w:t>
+      </w:r>
+      <w:r>
+        <w:br/>
+        <w:t>git remote add origin</w:t>
+      </w:r>
+      <w:r>
+        <w:br/>
+        <w:t xml:space="preserve">     |</w:t>
+      </w:r>
+      <w:r>
+        <w:br/>
+        <w:t xml:space="preserve">     v</w:t>
+      </w:r>
+      <w:r>
+        <w:br/>
+        <w:t>GitHub Connection</w:t>
+      </w:r>
+      <w:r>
+        <w:br/>
+        <w:t xml:space="preserve">     |</w:t>
+      </w:r>
+      <w:r>
+        <w:br/>
+        <w:t xml:space="preserve">     v</w:t>
+      </w:r>
+      <w:r>
+        <w:br/>
+        <w:t>git push</w:t>
+      </w:r>
+      <w:r>
+        <w:br/>
+        <w:t xml:space="preserve">     |</w:t>
+      </w:r>
+      <w:r>
+        <w:br/>
+        <w:t xml:space="preserve">     v</w:t>
+      </w:r>
+      <w:r>
+        <w:br/>
+        <w:t>GitHub Repository</w:t>
+      </w:r>
+    </w:p>
+    <w:p>
+      <w:r>
+        <w:pict w14:anchorId="17E3F558">
+          <v:rect id="_x0000_i1115" style="width:0;height:1.5pt" o:hralign="center" o:hrstd="t" o:hr="t" fillcolor="#a0a0a0" stroked="f"/>
+        </w:pict>
+      </w:r>
+    </w:p>
+    <w:p>
+      <w:pPr>
+        <w:rPr>
+          <w:b/>
+          <w:bCs/>
+        </w:rPr>
+      </w:pPr>
+      <w:r>
+        <w:rPr>
+          <w:b/>
+          <w:bCs/>
+        </w:rPr>
+        <w:t>Most Common Daily Workflow</w:t>
+      </w:r>
+    </w:p>
+    <w:p>
+      <w:r>
+        <w:t>As a developer, you'll use these commands repeatedly:</w:t>
+      </w:r>
+    </w:p>
+    <w:p>
+      <w:r>
+        <w:t>git status</w:t>
+      </w:r>
+      <w:r>
+        <w:br/>
+      </w:r>
+      <w:r>
+        <w:br/>
+        <w:t>git add .</w:t>
+      </w:r>
+      <w:r>
+        <w:br/>
+      </w:r>
+      <w:r>
+        <w:br/>
+        <w:t>git commit -m "Implemented MCP tool invocation"</w:t>
+      </w:r>
+      <w:r>
+        <w:br/>
+      </w:r>
+      <w:r>
+        <w:br/>
+        <w:t>git push</w:t>
+      </w:r>
+    </w:p>
+    <w:p>
+      <w:r>
+        <w:t xml:space="preserve">That's the entire day-to-day Git workflow: </w:t>
+      </w:r>
+      <w:r>
+        <w:rPr>
+          <w:b/>
+          <w:bCs/>
+        </w:rPr>
+        <w:t>check changes → stage → commit (create snapshot) → push (upload to GitHub)</w:t>
+      </w:r>
+      <w:r>
+        <w:t>.</w:t>
+      </w:r>
+    </w:p>
+    <w:p>
+      <w:r>
+        <w:t>remote: Invalid username or token. Password authentication is not supported for Git operations. fatal: Authentication failed for 'https://github.com/</w:t>
+      </w:r>
+      <w:proofErr w:type="spellStart"/>
+      <w:r>
+        <w:t>sarathchandray</w:t>
+      </w:r>
+      <w:proofErr w:type="spellEnd"/>
+      <w:r>
+        <w:t>/strands-agent-</w:t>
+      </w:r>
+      <w:proofErr w:type="spellStart"/>
+      <w:r>
+        <w:t>mcp_tools.git</w:t>
+      </w:r>
+      <w:proofErr w:type="spellEnd"/>
+      <w:r>
+        <w:t>/'</w:t>
+      </w:r>
+    </w:p>
+    <w:p>
+      <w:r>
+        <w:t>This error means GitHub rejected your credentials. Since August 2021, GitHub no longer allows using your account password for Git operations over HTTPS.</w:t>
+      </w:r>
+    </w:p>
+    <w:p>
+      <w:pPr>
+        <w:rPr>
+          <w:b/>
+          <w:bCs/>
+        </w:rPr>
+      </w:pPr>
+      <w:r>
+        <w:rPr>
+          <w:b/>
+          <w:bCs/>
+        </w:rPr>
+        <w:t>Verify your remote URL</w:t>
+      </w:r>
+    </w:p>
+    <w:p>
+      <w:r>
+        <w:t>git remote -v</w:t>
+      </w:r>
+    </w:p>
+    <w:p>
+      <w:r>
+        <w:lastRenderedPageBreak/>
+        <w:t>You should see something like:</w:t>
+      </w:r>
+    </w:p>
+    <w:p>
+      <w:r>
+        <w:t>origin  https://github.com/sarathchandray/strands-agent-mcp_tools.git</w:t>
+      </w:r>
+    </w:p>
+    <w:p>
+      <w:r>
+        <w:pict w14:anchorId="344D4D1E">
+          <v:rect id="_x0000_i1135" style="width:0;height:1.5pt" o:hralign="center" o:hrstd="t" o:hr="t" fillcolor="#a0a0a0" stroked="f"/>
+        </w:pict>
+      </w:r>
+    </w:p>
+    <w:p>
+      <w:pPr>
+        <w:rPr>
+          <w:b/>
+          <w:bCs/>
+        </w:rPr>
+      </w:pPr>
+      <w:r>
+        <w:rPr>
+          <w:b/>
+          <w:bCs/>
+        </w:rPr>
+        <w:t>Option 1: Use a GitHub Personal Access Token (PAT)</w:t>
+      </w:r>
+    </w:p>
+    <w:p>
+      <w:pPr>
+        <w:rPr>
+          <w:b/>
+          <w:bCs/>
+        </w:rPr>
+      </w:pPr>
+      <w:r>
+        <w:rPr>
+          <w:b/>
+          <w:bCs/>
+        </w:rPr>
+        <w:t>Step 1: Create a PAT</w:t>
+      </w:r>
+    </w:p>
+    <w:p>
+      <w:r>
+        <w:t>Go to:</w:t>
+      </w:r>
+    </w:p>
+    <w:p>
+      <w:hyperlink r:id="rId10" w:tgtFrame="_blank" w:history="1">
+        <w:r>
+          <w:rPr>
+            <w:rStyle w:val="Hyperlink"/>
+          </w:rPr>
+          <w:t>GitHub Personal Access Tokens</w:t>
+        </w:r>
+      </w:hyperlink>
+    </w:p>
+    <w:p>
+      <w:pPr>
+        <w:numPr>
+          <w:ilvl w:val="0"/>
+          <w:numId w:val="3"/>
+        </w:numPr>
+      </w:pPr>
+      <w:r>
+        <w:t xml:space="preserve">Click </w:t>
+      </w:r>
+      <w:r>
+        <w:rPr>
+          <w:b/>
+          <w:bCs/>
+        </w:rPr>
+        <w:t>Generate new token (classic)</w:t>
+      </w:r>
+      <w:r>
+        <w:t xml:space="preserve"> or </w:t>
+      </w:r>
+      <w:r>
+        <w:rPr>
+          <w:b/>
+          <w:bCs/>
+        </w:rPr>
+        <w:t>Fine-grained token</w:t>
+      </w:r>
+      <w:r>
+        <w:t xml:space="preserve"> </w:t>
+      </w:r>
+    </w:p>
+    <w:p>
+      <w:pPr>
+        <w:numPr>
+          <w:ilvl w:val="0"/>
+          <w:numId w:val="3"/>
+        </w:numPr>
+      </w:pPr>
+      <w:r>
+        <w:t xml:space="preserve">Select repository access permissions </w:t>
+      </w:r>
+    </w:p>
+    <w:p>
+      <w:pPr>
+        <w:numPr>
+          <w:ilvl w:val="0"/>
+          <w:numId w:val="3"/>
+        </w:numPr>
+      </w:pPr>
+      <w:r>
+        <w:t xml:space="preserve">Copy the token immediately (you won't be able to see it again) </w:t>
+      </w:r>
+    </w:p>
+    <w:p/>
+    <w:p>
+      <w:pPr>
+        <w:rPr>
+          <w:sz w:val="18"/>
+          <w:szCs w:val="18"/>
+        </w:rPr>
+      </w:pPr>
+      <w:r>
+        <w:rPr>
+          <w:sz w:val="18"/>
+          <w:szCs w:val="18"/>
+        </w:rPr>
+        <w:t>(base) (</w:t>
+      </w:r>
+      <w:proofErr w:type="spellStart"/>
+      <w:r>
+        <w:rPr>
+          <w:sz w:val="18"/>
+          <w:szCs w:val="18"/>
+        </w:rPr>
+        <w:t>mcp</w:t>
+      </w:r>
+      <w:proofErr w:type="spellEnd"/>
+      <w:r>
+        <w:rPr>
+          <w:sz w:val="18"/>
+          <w:szCs w:val="18"/>
+        </w:rPr>
+        <w:t xml:space="preserve">-strands-agent-demo) PS D:\ws\mcp-strands-agent-demo&gt; git </w:t>
+      </w:r>
+      <w:proofErr w:type="spellStart"/>
+      <w:r>
+        <w:rPr>
+          <w:sz w:val="18"/>
+          <w:szCs w:val="18"/>
+        </w:rPr>
+        <w:t>init</w:t>
+      </w:r>
+      <w:proofErr w:type="spellEnd"/>
+    </w:p>
+    <w:p>
+      <w:pPr>
+        <w:rPr>
+          <w:sz w:val="18"/>
+          <w:szCs w:val="18"/>
+        </w:rPr>
+      </w:pPr>
+      <w:r>
+        <w:rPr>
+          <w:sz w:val="18"/>
+          <w:szCs w:val="18"/>
+        </w:rPr>
+        <w:t>Reinitialized existing Git repository in D:/ws/mcp-strands-agent-demo/.git/</w:t>
+      </w:r>
+    </w:p>
+    <w:p>
+      <w:pPr>
+        <w:rPr>
+          <w:sz w:val="18"/>
+          <w:szCs w:val="18"/>
+        </w:rPr>
+      </w:pPr>
+      <w:r>
+        <w:rPr>
+          <w:sz w:val="18"/>
+          <w:szCs w:val="18"/>
+        </w:rPr>
+        <w:t>(base) (</w:t>
+      </w:r>
+      <w:proofErr w:type="spellStart"/>
+      <w:r>
+        <w:rPr>
+          <w:sz w:val="18"/>
+          <w:szCs w:val="18"/>
+        </w:rPr>
+        <w:t>mcp</w:t>
+      </w:r>
+      <w:proofErr w:type="spellEnd"/>
+      <w:r>
+        <w:rPr>
+          <w:sz w:val="18"/>
+          <w:szCs w:val="18"/>
+        </w:rPr>
+        <w:t>-strands-agent-demo) PS D:\ws\mcp-strands-agent-demo&gt; git add .</w:t>
+      </w:r>
+    </w:p>
+    <w:p>
+      <w:pPr>
+        <w:rPr>
+          <w:sz w:val="18"/>
+          <w:szCs w:val="18"/>
+        </w:rPr>
+      </w:pPr>
+      <w:r>
+        <w:rPr>
+          <w:sz w:val="18"/>
+          <w:szCs w:val="18"/>
+        </w:rPr>
+        <w:t>warning: in the working copy of '.</w:t>
+      </w:r>
+      <w:proofErr w:type="spellStart"/>
+      <w:r>
+        <w:rPr>
+          <w:sz w:val="18"/>
+          <w:szCs w:val="18"/>
+        </w:rPr>
+        <w:t>gitignore</w:t>
+      </w:r>
+      <w:proofErr w:type="spellEnd"/>
+      <w:r>
+        <w:rPr>
+          <w:sz w:val="18"/>
+          <w:szCs w:val="18"/>
+        </w:rPr>
+        <w:t>', LF will be replaced by CRLF the next time Git touches it</w:t>
+      </w:r>
+    </w:p>
+    <w:p>
+      <w:pPr>
+        <w:rPr>
+          <w:sz w:val="18"/>
+          <w:szCs w:val="18"/>
+        </w:rPr>
+      </w:pPr>
+      <w:r>
+        <w:rPr>
+          <w:sz w:val="18"/>
+          <w:szCs w:val="18"/>
+        </w:rPr>
+        <w:t>warning: in the working copy of '.python-version', LF will be replaced by CRLF the next time Git touches it</w:t>
+      </w:r>
+    </w:p>
+    <w:p>
+      <w:pPr>
+        <w:rPr>
+          <w:sz w:val="18"/>
+          <w:szCs w:val="18"/>
+        </w:rPr>
+      </w:pPr>
+      <w:r>
+        <w:rPr>
+          <w:sz w:val="18"/>
+          <w:szCs w:val="18"/>
+        </w:rPr>
+        <w:t>warning: in the working copy of '</w:t>
+      </w:r>
+      <w:proofErr w:type="spellStart"/>
+      <w:r>
+        <w:rPr>
+          <w:sz w:val="18"/>
+          <w:szCs w:val="18"/>
+        </w:rPr>
+        <w:t>pyproject.toml</w:t>
+      </w:r>
+      <w:proofErr w:type="spellEnd"/>
+      <w:r>
+        <w:rPr>
+          <w:sz w:val="18"/>
+          <w:szCs w:val="18"/>
+        </w:rPr>
+        <w:t>', LF will be replaced by CRLF the next time Git touches it</w:t>
+      </w:r>
+    </w:p>
+    <w:p>
+      <w:pPr>
+        <w:rPr>
+          <w:sz w:val="18"/>
+          <w:szCs w:val="18"/>
+        </w:rPr>
+      </w:pPr>
+      <w:r>
+        <w:rPr>
+          <w:sz w:val="18"/>
+          <w:szCs w:val="18"/>
+        </w:rPr>
+        <w:t>warning: in the working copy of 'server.py', LF will be replaced by CRLF the next time Git touches it</w:t>
+      </w:r>
+    </w:p>
+    <w:p>
+      <w:pPr>
+        <w:rPr>
+          <w:sz w:val="18"/>
+          <w:szCs w:val="18"/>
+        </w:rPr>
+      </w:pPr>
+      <w:r>
+        <w:rPr>
+          <w:sz w:val="18"/>
+          <w:szCs w:val="18"/>
+        </w:rPr>
+        <w:t>warning: in the working copy of '</w:t>
+      </w:r>
+      <w:proofErr w:type="spellStart"/>
+      <w:r>
+        <w:rPr>
+          <w:sz w:val="18"/>
+          <w:szCs w:val="18"/>
+        </w:rPr>
+        <w:t>uv.lock</w:t>
+      </w:r>
+      <w:proofErr w:type="spellEnd"/>
+      <w:r>
+        <w:rPr>
+          <w:sz w:val="18"/>
+          <w:szCs w:val="18"/>
+        </w:rPr>
+        <w:t>', LF will be replaced by CRLF the next time Git touches it</w:t>
+      </w:r>
+    </w:p>
+    <w:p>
+      <w:pPr>
+        <w:rPr>
+          <w:sz w:val="18"/>
+          <w:szCs w:val="18"/>
+        </w:rPr>
+      </w:pPr>
+      <w:r>
+        <w:rPr>
+          <w:sz w:val="18"/>
+          <w:szCs w:val="18"/>
+        </w:rPr>
+        <w:t>(base) (</w:t>
+      </w:r>
+      <w:proofErr w:type="spellStart"/>
+      <w:r>
+        <w:rPr>
+          <w:sz w:val="18"/>
+          <w:szCs w:val="18"/>
+        </w:rPr>
+        <w:t>mcp</w:t>
+      </w:r>
+      <w:proofErr w:type="spellEnd"/>
+      <w:r>
+        <w:rPr>
+          <w:sz w:val="18"/>
+          <w:szCs w:val="18"/>
+        </w:rPr>
+        <w:t>-strands-agent-demo) PS D:\ws\mcp-strands-agent-demo&gt; git commit -m "initial commit"</w:t>
+      </w:r>
+    </w:p>
+    <w:p>
+      <w:pPr>
+        <w:rPr>
+          <w:sz w:val="18"/>
+          <w:szCs w:val="18"/>
+        </w:rPr>
+      </w:pPr>
+      <w:r>
+        <w:rPr>
+          <w:sz w:val="18"/>
+          <w:szCs w:val="18"/>
+        </w:rPr>
+        <w:t>[master (root-commit) fe70a57] initial commit</w:t>
+      </w:r>
+    </w:p>
+    <w:p>
+      <w:pPr>
+        <w:rPr>
+          <w:sz w:val="18"/>
+          <w:szCs w:val="18"/>
+        </w:rPr>
+      </w:pPr>
+      <w:r>
+        <w:rPr>
+          <w:sz w:val="18"/>
+          <w:szCs w:val="18"/>
+        </w:rPr>
+        <w:t xml:space="preserve"> 10 files changed, 981 insertions(+)</w:t>
+      </w:r>
+    </w:p>
+    <w:p>
+      <w:pPr>
+        <w:rPr>
+          <w:sz w:val="18"/>
+          <w:szCs w:val="18"/>
+        </w:rPr>
+      </w:pPr>
+      <w:r>
+        <w:rPr>
+          <w:sz w:val="18"/>
+          <w:szCs w:val="18"/>
+        </w:rPr>
+        <w:t xml:space="preserve"> create mode 100644 .</w:t>
+      </w:r>
+      <w:proofErr w:type="spellStart"/>
+      <w:r>
+        <w:rPr>
+          <w:sz w:val="18"/>
+          <w:szCs w:val="18"/>
+        </w:rPr>
+        <w:t>gitignore</w:t>
+      </w:r>
+      <w:proofErr w:type="spellEnd"/>
+    </w:p>
+    <w:p>
+      <w:pPr>
+        <w:rPr>
+          <w:sz w:val="18"/>
+          <w:szCs w:val="18"/>
+        </w:rPr>
+      </w:pPr>
+      <w:r>
+        <w:rPr>
+          <w:sz w:val="18"/>
+          <w:szCs w:val="18"/>
+        </w:rPr>
+        <w:t xml:space="preserve"> create mode 100644 .python-version</w:t>
+      </w:r>
+    </w:p>
+    <w:p>
+      <w:pPr>
+        <w:rPr>
+          <w:sz w:val="18"/>
+          <w:szCs w:val="18"/>
+        </w:rPr>
+      </w:pPr>
+      <w:r>
+        <w:rPr>
+          <w:sz w:val="18"/>
+          <w:szCs w:val="18"/>
+        </w:rPr>
+        <w:t xml:space="preserve"> create mode 100644 README.md</w:t>
+      </w:r>
+    </w:p>
+    <w:p>
+      <w:pPr>
+        <w:rPr>
+          <w:sz w:val="18"/>
+          <w:szCs w:val="18"/>
+        </w:rPr>
+      </w:pPr>
+      <w:r>
+        <w:rPr>
+          <w:sz w:val="18"/>
+          <w:szCs w:val="18"/>
+        </w:rPr>
+        <w:t xml:space="preserve"> create mode 100644 client.py</w:t>
+      </w:r>
+    </w:p>
+    <w:p>
+      <w:pPr>
+        <w:rPr>
+          <w:sz w:val="18"/>
+          <w:szCs w:val="18"/>
+        </w:rPr>
+      </w:pPr>
+      <w:r>
+        <w:rPr>
+          <w:sz w:val="18"/>
+          <w:szCs w:val="18"/>
+        </w:rPr>
+        <w:t xml:space="preserve"> create mode 100644 mcp-strands-agent-demo.docx</w:t>
+      </w:r>
+    </w:p>
+    <w:p>
+      <w:pPr>
+        <w:rPr>
+          <w:sz w:val="18"/>
+          <w:szCs w:val="18"/>
+        </w:rPr>
+      </w:pPr>
+      <w:r>
+        <w:rPr>
+          <w:sz w:val="18"/>
+          <w:szCs w:val="18"/>
+        </w:rPr>
+        <w:t xml:space="preserve"> create mode 100644 </w:t>
+      </w:r>
+      <w:proofErr w:type="spellStart"/>
+      <w:r>
+        <w:rPr>
+          <w:sz w:val="18"/>
+          <w:szCs w:val="18"/>
+        </w:rPr>
+        <w:t>pyproject.toml</w:t>
+      </w:r>
+      <w:proofErr w:type="spellEnd"/>
+    </w:p>
+    <w:p>
+      <w:pPr>
+        <w:rPr>
+          <w:sz w:val="18"/>
+          <w:szCs w:val="18"/>
+        </w:rPr>
+      </w:pPr>
+      <w:r>
+        <w:rPr>
+          <w:sz w:val="18"/>
+          <w:szCs w:val="18"/>
+        </w:rPr>
+        <w:t xml:space="preserve"> create mode 100644 server.py</w:t>
+      </w:r>
+    </w:p>
+    <w:p>
+      <w:pPr>
+        <w:rPr>
+          <w:sz w:val="18"/>
+          <w:szCs w:val="18"/>
+        </w:rPr>
+      </w:pPr>
+      <w:r>
+        <w:rPr>
+          <w:sz w:val="18"/>
+          <w:szCs w:val="18"/>
+        </w:rPr>
+        <w:lastRenderedPageBreak/>
+        <w:t xml:space="preserve"> create mode 100644 </w:t>
+      </w:r>
+      <w:proofErr w:type="spellStart"/>
+      <w:r>
+        <w:rPr>
+          <w:sz w:val="18"/>
+          <w:szCs w:val="18"/>
+        </w:rPr>
+        <w:t>uv.lock</w:t>
+      </w:r>
+      <w:proofErr w:type="spellEnd"/>
+    </w:p>
+    <w:p>
+      <w:pPr>
+        <w:rPr>
+          <w:sz w:val="18"/>
+          <w:szCs w:val="18"/>
+        </w:rPr>
+      </w:pPr>
+      <w:r>
+        <w:rPr>
+          <w:sz w:val="18"/>
+          <w:szCs w:val="18"/>
+        </w:rPr>
+        <w:t xml:space="preserve"> create mode 100644 ~$p-strands-agent-demo.docx</w:t>
+      </w:r>
+    </w:p>
+    <w:p>
+      <w:pPr>
+        <w:rPr>
+          <w:sz w:val="18"/>
+          <w:szCs w:val="18"/>
+        </w:rPr>
+      </w:pPr>
+      <w:r>
+        <w:rPr>
+          <w:sz w:val="18"/>
+          <w:szCs w:val="18"/>
+        </w:rPr>
+        <w:t xml:space="preserve"> create mode 100644 ~WRL0426.tmp</w:t>
+      </w:r>
+    </w:p>
+    <w:p>
+      <w:pPr>
+        <w:rPr>
+          <w:sz w:val="18"/>
+          <w:szCs w:val="18"/>
+        </w:rPr>
+      </w:pPr>
+      <w:r>
+        <w:rPr>
+          <w:sz w:val="18"/>
+          <w:szCs w:val="18"/>
+        </w:rPr>
+        <w:t>(base) (</w:t>
+      </w:r>
+      <w:proofErr w:type="spellStart"/>
+      <w:r>
+        <w:rPr>
+          <w:sz w:val="18"/>
+          <w:szCs w:val="18"/>
+        </w:rPr>
+        <w:t>mcp</w:t>
+      </w:r>
+      <w:proofErr w:type="spellEnd"/>
+      <w:r>
+        <w:rPr>
+          <w:sz w:val="18"/>
+          <w:szCs w:val="18"/>
+        </w:rPr>
+        <w:t>-strands-agent-demo) PS D:\ws\mcp-strands-agent-demo&gt; git remote add origin https://github.com/sarathchandray/strands-agent-mcp_tools.git</w:t>
+      </w:r>
+    </w:p>
+    <w:p>
+      <w:pPr>
+        <w:rPr>
+          <w:sz w:val="18"/>
+          <w:szCs w:val="18"/>
+        </w:rPr>
+      </w:pPr>
+      <w:r>
+        <w:rPr>
+          <w:sz w:val="18"/>
+          <w:szCs w:val="18"/>
+        </w:rPr>
+        <w:t>(base) (</w:t>
+      </w:r>
+      <w:proofErr w:type="spellStart"/>
+      <w:r>
+        <w:rPr>
+          <w:sz w:val="18"/>
+          <w:szCs w:val="18"/>
+        </w:rPr>
+        <w:t>mcp</w:t>
+      </w:r>
+      <w:proofErr w:type="spellEnd"/>
+      <w:r>
+        <w:rPr>
+          <w:sz w:val="18"/>
+          <w:szCs w:val="18"/>
+        </w:rPr>
+        <w:t>-strands-agent-demo) PS D:\ws\mcp-strands-agent-demo&gt; git push -u origin main</w:t>
+      </w:r>
+    </w:p>
+    <w:p>
+      <w:pPr>
+        <w:rPr>
+          <w:sz w:val="18"/>
+          <w:szCs w:val="18"/>
+        </w:rPr>
+      </w:pPr>
+      <w:r>
+        <w:rPr>
+          <w:sz w:val="18"/>
+          <w:szCs w:val="18"/>
+        </w:rPr>
+        <w:t xml:space="preserve">error: </w:t>
+      </w:r>
+      <w:proofErr w:type="spellStart"/>
+      <w:r>
+        <w:rPr>
+          <w:sz w:val="18"/>
+          <w:szCs w:val="18"/>
+        </w:rPr>
+        <w:t>src</w:t>
+      </w:r>
+      <w:proofErr w:type="spellEnd"/>
+      <w:r>
+        <w:rPr>
+          <w:sz w:val="18"/>
+          <w:szCs w:val="18"/>
+        </w:rPr>
+        <w:t xml:space="preserve"> </w:t>
+      </w:r>
+      <w:proofErr w:type="spellStart"/>
+      <w:r>
+        <w:rPr>
+          <w:sz w:val="18"/>
+          <w:szCs w:val="18"/>
+        </w:rPr>
+        <w:t>refspec</w:t>
+      </w:r>
+      <w:proofErr w:type="spellEnd"/>
+      <w:r>
+        <w:rPr>
+          <w:sz w:val="18"/>
+          <w:szCs w:val="18"/>
+        </w:rPr>
+        <w:t xml:space="preserve"> main does not match any</w:t>
+      </w:r>
+    </w:p>
+    <w:p>
+      <w:pPr>
+        <w:rPr>
+          <w:sz w:val="18"/>
+          <w:szCs w:val="18"/>
+        </w:rPr>
+      </w:pPr>
+      <w:r>
+        <w:rPr>
+          <w:sz w:val="18"/>
+          <w:szCs w:val="18"/>
+        </w:rPr>
+        <w:t>error: failed to push some refs to 'https://github.com/</w:t>
+      </w:r>
+      <w:proofErr w:type="spellStart"/>
+      <w:r>
+        <w:rPr>
+          <w:sz w:val="18"/>
+          <w:szCs w:val="18"/>
+        </w:rPr>
+        <w:t>sarathchandray</w:t>
+      </w:r>
+      <w:proofErr w:type="spellEnd"/>
+      <w:r>
+        <w:rPr>
+          <w:sz w:val="18"/>
+          <w:szCs w:val="18"/>
+        </w:rPr>
+        <w:t>/strands-agent-</w:t>
+      </w:r>
+      <w:proofErr w:type="spellStart"/>
+      <w:r>
+        <w:rPr>
+          <w:sz w:val="18"/>
+          <w:szCs w:val="18"/>
+        </w:rPr>
+        <w:t>mcp_tools.git</w:t>
+      </w:r>
+      <w:proofErr w:type="spellEnd"/>
+      <w:r>
+        <w:rPr>
+          <w:sz w:val="18"/>
+          <w:szCs w:val="18"/>
+        </w:rPr>
+        <w:t>'</w:t>
+      </w:r>
+    </w:p>
+    <w:p>
+      <w:pPr>
+        <w:rPr>
+          <w:sz w:val="18"/>
+          <w:szCs w:val="18"/>
+        </w:rPr>
+      </w:pPr>
+      <w:r>
+        <w:rPr>
+          <w:sz w:val="18"/>
+          <w:szCs w:val="18"/>
+        </w:rPr>
+        <w:t>(base) (</w:t>
+      </w:r>
+      <w:proofErr w:type="spellStart"/>
+      <w:r>
+        <w:rPr>
+          <w:sz w:val="18"/>
+          <w:szCs w:val="18"/>
+        </w:rPr>
+        <w:t>mcp</w:t>
+      </w:r>
+      <w:proofErr w:type="spellEnd"/>
+      <w:r>
+        <w:rPr>
+          <w:sz w:val="18"/>
+          <w:szCs w:val="18"/>
+        </w:rPr>
+        <w:t>-strands-agent-demo) PS D:\ws\mcp-strands-agent-demo&gt; git branch -M main</w:t>
+      </w:r>
+    </w:p>
+    <w:p>
+      <w:pPr>
+        <w:rPr>
+          <w:sz w:val="18"/>
+          <w:szCs w:val="18"/>
+        </w:rPr>
+      </w:pPr>
+      <w:r>
+        <w:rPr>
+          <w:sz w:val="18"/>
+          <w:szCs w:val="18"/>
+        </w:rPr>
+        <w:t>(base) (</w:t>
+      </w:r>
+      <w:proofErr w:type="spellStart"/>
+      <w:r>
+        <w:rPr>
+          <w:sz w:val="18"/>
+          <w:szCs w:val="18"/>
+        </w:rPr>
+        <w:t>mcp</w:t>
+      </w:r>
+      <w:proofErr w:type="spellEnd"/>
+      <w:r>
+        <w:rPr>
+          <w:sz w:val="18"/>
+          <w:szCs w:val="18"/>
+        </w:rPr>
+        <w:t>-strands-agent-demo) PS D:\ws\mcp-strands-agent-demo&gt; git push -u origin main</w:t>
+      </w:r>
+    </w:p>
+    <w:p>
+      <w:pPr>
+        <w:rPr>
+          <w:sz w:val="18"/>
+          <w:szCs w:val="18"/>
+        </w:rPr>
+      </w:pPr>
+      <w:r>
+        <w:rPr>
+          <w:sz w:val="18"/>
+          <w:szCs w:val="18"/>
+        </w:rPr>
+        <w:t>remote: Invalid username or token. Password authentication is not supported for Git operations.</w:t>
+      </w:r>
+    </w:p>
+    <w:p>
+      <w:pPr>
+        <w:rPr>
+          <w:sz w:val="18"/>
+          <w:szCs w:val="18"/>
+        </w:rPr>
+      </w:pPr>
+      <w:r>
+        <w:rPr>
+          <w:sz w:val="18"/>
+          <w:szCs w:val="18"/>
+        </w:rPr>
+        <w:t>fatal: Authentication failed for 'https://github.com/</w:t>
+      </w:r>
+      <w:proofErr w:type="spellStart"/>
+      <w:r>
+        <w:rPr>
+          <w:sz w:val="18"/>
+          <w:szCs w:val="18"/>
+        </w:rPr>
+        <w:t>sarathchandray</w:t>
+      </w:r>
+      <w:proofErr w:type="spellEnd"/>
+      <w:r>
+        <w:rPr>
+          <w:sz w:val="18"/>
+          <w:szCs w:val="18"/>
+        </w:rPr>
+        <w:t>/strands-agent-</w:t>
+      </w:r>
+      <w:proofErr w:type="spellStart"/>
+      <w:r>
+        <w:rPr>
+          <w:sz w:val="18"/>
+          <w:szCs w:val="18"/>
+        </w:rPr>
+        <w:t>mcp_tools.git</w:t>
+      </w:r>
+      <w:proofErr w:type="spellEnd"/>
+      <w:r>
+        <w:rPr>
+          <w:sz w:val="18"/>
+          <w:szCs w:val="18"/>
+        </w:rPr>
+        <w:t>/'</w:t>
+      </w:r>
+    </w:p>
+    <w:p>
+      <w:pPr>
+        <w:rPr>
+          <w:sz w:val="18"/>
+          <w:szCs w:val="18"/>
+        </w:rPr>
+      </w:pPr>
+      <w:r>
+        <w:rPr>
+          <w:sz w:val="18"/>
+          <w:szCs w:val="18"/>
+        </w:rPr>
+        <w:t>(base) (</w:t>
+      </w:r>
+      <w:proofErr w:type="spellStart"/>
+      <w:r>
+        <w:rPr>
+          <w:sz w:val="18"/>
+          <w:szCs w:val="18"/>
+        </w:rPr>
+        <w:t>mcp</w:t>
+      </w:r>
+      <w:proofErr w:type="spellEnd"/>
+      <w:r>
+        <w:rPr>
+          <w:sz w:val="18"/>
+          <w:szCs w:val="18"/>
+        </w:rPr>
+        <w:t>-strands-agent-demo) PS D:\ws\mcp-strands-agent-demo&gt; git push origin main</w:t>
+      </w:r>
+    </w:p>
+    <w:p>
+      <w:pPr>
+        <w:rPr>
+          <w:sz w:val="18"/>
+          <w:szCs w:val="18"/>
+        </w:rPr>
+      </w:pPr>
+      <w:r>
+        <w:rPr>
+          <w:sz w:val="18"/>
+          <w:szCs w:val="18"/>
+        </w:rPr>
+        <w:t>warning: ----------------- SECURITY WARNING ----------------</w:t>
+      </w:r>
+    </w:p>
+    <w:p>
+      <w:pPr>
+        <w:rPr>
+          <w:sz w:val="18"/>
+          <w:szCs w:val="18"/>
+        </w:rPr>
+      </w:pPr>
+      <w:r>
+        <w:rPr>
+          <w:sz w:val="18"/>
+          <w:szCs w:val="18"/>
+        </w:rPr>
+        <w:t>warning: | TLS certificate verification has been disabled! |</w:t>
+      </w:r>
+    </w:p>
+    <w:p>
+      <w:pPr>
+        <w:rPr>
+          <w:sz w:val="18"/>
+          <w:szCs w:val="18"/>
+        </w:rPr>
+      </w:pPr>
+      <w:r>
+        <w:rPr>
+          <w:sz w:val="18"/>
+          <w:szCs w:val="18"/>
+        </w:rPr>
+        <w:t>warning: ---------------------------------------------------</w:t>
+      </w:r>
+    </w:p>
+    <w:p>
+      <w:pPr>
+        <w:rPr>
+          <w:sz w:val="18"/>
+          <w:szCs w:val="18"/>
+        </w:rPr>
+      </w:pPr>
+      <w:r>
+        <w:rPr>
+          <w:sz w:val="18"/>
+          <w:szCs w:val="18"/>
+        </w:rPr>
+        <w:t>warning: HTTPS connections may not be secure. See https://aka.ms/gcm/tlsverify for more information.</w:t>
+      </w:r>
+    </w:p>
+    <w:p>
+      <w:pPr>
+        <w:rPr>
+          <w:sz w:val="18"/>
+          <w:szCs w:val="18"/>
+        </w:rPr>
+      </w:pPr>
+      <w:r>
+        <w:rPr>
+          <w:sz w:val="18"/>
+          <w:szCs w:val="18"/>
+        </w:rPr>
+        <w:t>Enumerating objects: 12, done.</w:t>
+      </w:r>
+    </w:p>
+    <w:p>
+      <w:pPr>
+        <w:rPr>
+          <w:sz w:val="18"/>
+          <w:szCs w:val="18"/>
+        </w:rPr>
+      </w:pPr>
+      <w:r>
+        <w:rPr>
+          <w:sz w:val="18"/>
+          <w:szCs w:val="18"/>
+        </w:rPr>
+        <w:t>Counting objects: 100% (12/12), done.</w:t>
+      </w:r>
+    </w:p>
+    <w:p>
+      <w:pPr>
+        <w:rPr>
+          <w:sz w:val="18"/>
+          <w:szCs w:val="18"/>
+        </w:rPr>
+      </w:pPr>
+      <w:r>
+        <w:rPr>
+          <w:sz w:val="18"/>
+          <w:szCs w:val="18"/>
+        </w:rPr>
+        <w:t>Delta compression using up to 8 threads</w:t>
+      </w:r>
+    </w:p>
+    <w:p>
+      <w:pPr>
+        <w:rPr>
+          <w:sz w:val="18"/>
+          <w:szCs w:val="18"/>
+        </w:rPr>
+      </w:pPr>
+      <w:r>
+        <w:rPr>
+          <w:sz w:val="18"/>
+          <w:szCs w:val="18"/>
+        </w:rPr>
+        <w:t>Compressing objects: 100% (10/10), done.</w:t>
+      </w:r>
+    </w:p>
+    <w:p>
+      <w:pPr>
+        <w:rPr>
+          <w:sz w:val="18"/>
+          <w:szCs w:val="18"/>
+        </w:rPr>
+      </w:pPr>
+      <w:r>
+        <w:rPr>
+          <w:sz w:val="18"/>
+          <w:szCs w:val="18"/>
+        </w:rPr>
+        <w:t>Writing objects: 100% (12/12), 476.30 KiB | 13.23 MiB/s, done.</w:t>
+      </w:r>
+    </w:p>
+    <w:p>
+      <w:pPr>
+        <w:rPr>
+          <w:sz w:val="18"/>
+          <w:szCs w:val="18"/>
+        </w:rPr>
+      </w:pPr>
+      <w:r>
+        <w:rPr>
+          <w:sz w:val="18"/>
+          <w:szCs w:val="18"/>
+        </w:rPr>
+        <w:t>Total 12 (delta 1), reused 0 (delta 0), pack-reused 0 (from 0)</w:t>
+      </w:r>
+    </w:p>
+    <w:p>
+      <w:pPr>
+        <w:rPr>
+          <w:sz w:val="18"/>
+          <w:szCs w:val="18"/>
+        </w:rPr>
+      </w:pPr>
+      <w:r>
+        <w:rPr>
+          <w:sz w:val="18"/>
+          <w:szCs w:val="18"/>
+        </w:rPr>
+        <w:t>remote: Resolving deltas: 100% (1/1), done.</w:t>
+      </w:r>
+    </w:p>
+    <w:p>
+      <w:pPr>
+        <w:rPr>
+          <w:sz w:val="18"/>
+          <w:szCs w:val="18"/>
+        </w:rPr>
+      </w:pPr>
+      <w:r>
+        <w:rPr>
+          <w:sz w:val="18"/>
+          <w:szCs w:val="18"/>
+        </w:rPr>
+        <w:t>To https://github.com/sarathchandray/strands-agent-mcp_tools.git</w:t>
+      </w:r>
+    </w:p>
+    <w:p>
+      <w:pPr>
+        <w:rPr>
+          <w:sz w:val="18"/>
+          <w:szCs w:val="18"/>
+        </w:rPr>
+      </w:pPr>
+      <w:r>
+        <w:rPr>
+          <w:sz w:val="18"/>
+          <w:szCs w:val="18"/>
+        </w:rPr>
+        <w:t xml:space="preserve"> * [new branch]      main -&gt; main</w:t>
+      </w:r>
+    </w:p>
+    <w:p>
+      <w:pPr>
+        <w:rPr>
+          <w:sz w:val="18"/>
+          <w:szCs w:val="18"/>
+        </w:rPr>
+      </w:pPr>
+      <w:r>
+        <w:rPr>
+          <w:sz w:val="18"/>
+          <w:szCs w:val="18"/>
+        </w:rPr>
+        <w:t>(base) (</w:t>
+      </w:r>
+      <w:proofErr w:type="spellStart"/>
+      <w:r>
+        <w:rPr>
+          <w:sz w:val="18"/>
+          <w:szCs w:val="18"/>
+        </w:rPr>
+        <w:t>mcp</w:t>
+      </w:r>
+      <w:proofErr w:type="spellEnd"/>
+      <w:r>
+        <w:rPr>
+          <w:sz w:val="18"/>
+          <w:szCs w:val="18"/>
+        </w:rPr>
+        <w:t>-strands-agent-demo) PS D:\ws\mcp-strands-agent-demo&gt;</w:t>
+      </w:r>
+    </w:p>
     <w:sectPr>
       <w:pgSz w:w="12240" w:h="15840"/>
       <w:pgMar w:top="1440" w:right="1800" w:bottom="1440" w:left="1800" w:header="720" w:footer="720" w:gutter="0"/>
@@ -211,6 +2988,431 @@
     </w:sectPr>
   </w:body>
 </w:document>
+</file>
+
+<file path=word/numbering.xml><?xml version="1.0" encoding="utf-8"?>
+<w:numbering xmlns:wpc="http://schemas.microsoft.com/office/word/2010/wordprocessingCanvas" xmlns:cx="http://schemas.microsoft.com/office/drawing/2014/chartex" xmlns:cx1="http://schemas.microsoft.com/office/drawing/2015/9/8/chartex" xmlns:cx2="http://schemas.microsoft.com/office/drawing/2015/10/21/chartex" xmlns:cx3="http://schemas.microsoft.com/office/drawing/2016/5/9/chartex" xmlns:cx4="http://schemas.microsoft.com/office/drawing/2016/5/10/chartex" xmlns:cx5="http://schemas.microsoft.com/office/drawing/2016/5/11/chartex" xmlns:cx6="http://schemas.microsoft.com/office/drawing/2016/5/12/chartex" xmlns:cx7="http://schemas.microsoft.com/office/drawing/2016/5/13/chartex" xmlns:cx8="http://schemas.microsoft.com/office/drawing/2016/5/14/chartex" xmlns:mc="http://schemas.openxmlformats.org/markup-compatibility/2006" xmlns:aink="http://schemas.microsoft.com/office/drawing/2016/ink" xmlns:am3d="http://schemas.microsoft.com/office/drawing/2017/model3d" xmlns:o="urn:schemas-microsoft-com:office:office" xmlns:oel="http://schemas.microsoft.com/office/2019/extlst" xmlns:r="http://schemas.openxmlformats.org/officeDocument/2006/relationships" xmlns:m="http://schemas.openxmlformats.org/officeDocument/2006/math" xmlns:v="urn:schemas-microsoft-com:vml" xmlns:wp14="http://schemas.microsoft.com/office/word/2010/wordprocessingDrawing" xmlns:wp="http://schemas.openxmlformats.org/drawingml/2006/wordprocessingDrawing" xmlns:w10="urn:schemas-microsoft-com:office:word" xmlns:w="http://schemas.openxmlformats.org/wordprocessingml/2006/main" xmlns:w14="http://schemas.microsoft.com/office/word/2010/wordml" xmlns:w15="http://schemas.microsoft.com/office/word/2012/wordml" xmlns:w16cex="http://schemas.microsoft.com/office/word/2018/wordml/cex" xmlns:w16cid="http://schemas.microsoft.com/office/word/2016/wordml/cid" xmlns:w16="http://schemas.microsoft.com/office/word/2018/wordml" xmlns:w16du="http://schemas.microsoft.com/office/word/2023/wordml/word16du" xmlns:w16sdtdh="http://schemas.microsoft.com/office/word/2020/wordml/sdtdatahash" xmlns:w16sdtfl="http://schemas.microsoft.com/office/word/2024/wordml/sdtformatlock" xmlns:w16se="http://schemas.microsoft.com/office/word/2015/wordml/symex" xmlns:wpg="http://schemas.microsoft.com/office/word/2010/wordprocessingGroup" xmlns:wpi="http://schemas.microsoft.com/office/word/2010/wordprocessingInk" xmlns:wne="http://schemas.microsoft.com/office/word/2006/wordml" xmlns:wps="http://schemas.microsoft.com/office/word/2010/wordprocessingShape" mc:Ignorable="w14 w15 w16se w16cid w16 w16cex w16sdtdh w16sdtfl w16du wp14">
+  <w:abstractNum w:abstractNumId="0" w15:restartNumberingAfterBreak="0">
+    <w:nsid w:val="14B87CC0"/>
+    <w:multiLevelType w:val="multilevel"/>
+    <w:tmpl w:val="59EC1D66"/>
+    <w:lvl w:ilvl="0">
+      <w:start w:val="1"/>
+      <w:numFmt w:val="bullet"/>
+      <w:lvlText w:val=""/>
+      <w:lvlJc w:val="left"/>
+      <w:pPr>
+        <w:tabs>
+          <w:tab w:val="num" w:pos="720"/>
+        </w:tabs>
+        <w:ind w:left="720" w:hanging="360"/>
+      </w:pPr>
+      <w:rPr>
+        <w:rFonts w:ascii="Symbol" w:hAnsi="Symbol" w:hint="default"/>
+        <w:sz w:val="20"/>
+      </w:rPr>
+    </w:lvl>
+    <w:lvl w:ilvl="1" w:tentative="1">
+      <w:start w:val="1"/>
+      <w:numFmt w:val="bullet"/>
+      <w:lvlText w:val="o"/>
+      <w:lvlJc w:val="left"/>
+      <w:pPr>
+        <w:tabs>
+          <w:tab w:val="num" w:pos="1440"/>
+        </w:tabs>
+        <w:ind w:left="1440" w:hanging="360"/>
+      </w:pPr>
+      <w:rPr>
+        <w:rFonts w:ascii="Courier New" w:hAnsi="Courier New" w:hint="default"/>
+        <w:sz w:val="20"/>
+      </w:rPr>
+    </w:lvl>
+    <w:lvl w:ilvl="2" w:tentative="1">
+      <w:start w:val="1"/>
+      <w:numFmt w:val="bullet"/>
+      <w:lvlText w:val=""/>
+      <w:lvlJc w:val="left"/>
+      <w:pPr>
+        <w:tabs>
+          <w:tab w:val="num" w:pos="2160"/>
+        </w:tabs>
+        <w:ind w:left="2160" w:hanging="360"/>
+      </w:pPr>
+      <w:rPr>
+        <w:rFonts w:ascii="Wingdings" w:hAnsi="Wingdings" w:hint="default"/>
+        <w:sz w:val="20"/>
+      </w:rPr>
+    </w:lvl>
+    <w:lvl w:ilvl="3" w:tentative="1">
+      <w:start w:val="1"/>
+      <w:numFmt w:val="bullet"/>
+      <w:lvlText w:val=""/>
+      <w:lvlJc w:val="left"/>
+      <w:pPr>
+        <w:tabs>
+          <w:tab w:val="num" w:pos="2880"/>
+        </w:tabs>
+        <w:ind w:left="2880" w:hanging="360"/>
+      </w:pPr>
+      <w:rPr>
+        <w:rFonts w:ascii="Wingdings" w:hAnsi="Wingdings" w:hint="default"/>
+        <w:sz w:val="20"/>
+      </w:rPr>
+    </w:lvl>
+    <w:lvl w:ilvl="4" w:tentative="1">
+      <w:start w:val="1"/>
+      <w:numFmt w:val="bullet"/>
+      <w:lvlText w:val=""/>
+      <w:lvlJc w:val="left"/>
+      <w:pPr>
+        <w:tabs>
+          <w:tab w:val="num" w:pos="3600"/>
+        </w:tabs>
+        <w:ind w:left="3600" w:hanging="360"/>
+      </w:pPr>
+      <w:rPr>
+        <w:rFonts w:ascii="Wingdings" w:hAnsi="Wingdings" w:hint="default"/>
+        <w:sz w:val="20"/>
+      </w:rPr>
+    </w:lvl>
+    <w:lvl w:ilvl="5" w:tentative="1">
+      <w:start w:val="1"/>
+      <w:numFmt w:val="bullet"/>
+      <w:lvlText w:val=""/>
+      <w:lvlJc w:val="left"/>
+      <w:pPr>
+        <w:tabs>
+          <w:tab w:val="num" w:pos="4320"/>
+        </w:tabs>
+        <w:ind w:left="4320" w:hanging="360"/>
+      </w:pPr>
+      <w:rPr>
+        <w:rFonts w:ascii="Wingdings" w:hAnsi="Wingdings" w:hint="default"/>
+        <w:sz w:val="20"/>
+      </w:rPr>
+    </w:lvl>
+    <w:lvl w:ilvl="6" w:tentative="1">
+      <w:start w:val="1"/>
+      <w:numFmt w:val="bullet"/>
+      <w:lvlText w:val=""/>
+      <w:lvlJc w:val="left"/>
+      <w:pPr>
+        <w:tabs>
+          <w:tab w:val="num" w:pos="5040"/>
+        </w:tabs>
+        <w:ind w:left="5040" w:hanging="360"/>
+      </w:pPr>
+      <w:rPr>
+        <w:rFonts w:ascii="Wingdings" w:hAnsi="Wingdings" w:hint="default"/>
+        <w:sz w:val="20"/>
+      </w:rPr>
+    </w:lvl>
+    <w:lvl w:ilvl="7" w:tentative="1">
+      <w:start w:val="1"/>
+      <w:numFmt w:val="bullet"/>
+      <w:lvlText w:val=""/>
+      <w:lvlJc w:val="left"/>
+      <w:pPr>
+        <w:tabs>
+          <w:tab w:val="num" w:pos="5760"/>
+        </w:tabs>
+        <w:ind w:left="5760" w:hanging="360"/>
+      </w:pPr>
+      <w:rPr>
+        <w:rFonts w:ascii="Wingdings" w:hAnsi="Wingdings" w:hint="default"/>
+        <w:sz w:val="20"/>
+      </w:rPr>
+    </w:lvl>
+    <w:lvl w:ilvl="8" w:tentative="1">
+      <w:start w:val="1"/>
+      <w:numFmt w:val="bullet"/>
+      <w:lvlText w:val=""/>
+      <w:lvlJc w:val="left"/>
+      <w:pPr>
+        <w:tabs>
+          <w:tab w:val="num" w:pos="6480"/>
+        </w:tabs>
+        <w:ind w:left="6480" w:hanging="360"/>
+      </w:pPr>
+      <w:rPr>
+        <w:rFonts w:ascii="Wingdings" w:hAnsi="Wingdings" w:hint="default"/>
+        <w:sz w:val="20"/>
+      </w:rPr>
+    </w:lvl>
+  </w:abstractNum>
+  <w:abstractNum w:abstractNumId="1" w15:restartNumberingAfterBreak="0">
+    <w:nsid w:val="3BC23635"/>
+    <w:multiLevelType w:val="multilevel"/>
+    <w:tmpl w:val="8C0075B8"/>
+    <w:lvl w:ilvl="0">
+      <w:start w:val="1"/>
+      <w:numFmt w:val="decimal"/>
+      <w:lvlText w:val="%1."/>
+      <w:lvlJc w:val="left"/>
+      <w:pPr>
+        <w:tabs>
+          <w:tab w:val="num" w:pos="720"/>
+        </w:tabs>
+        <w:ind w:left="720" w:hanging="360"/>
+      </w:pPr>
+    </w:lvl>
+    <w:lvl w:ilvl="1" w:tentative="1">
+      <w:start w:val="1"/>
+      <w:numFmt w:val="decimal"/>
+      <w:lvlText w:val="%2."/>
+      <w:lvlJc w:val="left"/>
+      <w:pPr>
+        <w:tabs>
+          <w:tab w:val="num" w:pos="1440"/>
+        </w:tabs>
+        <w:ind w:left="1440" w:hanging="360"/>
+      </w:pPr>
+    </w:lvl>
+    <w:lvl w:ilvl="2" w:tentative="1">
+      <w:start w:val="1"/>
+      <w:numFmt w:val="decimal"/>
+      <w:lvlText w:val="%3."/>
+      <w:lvlJc w:val="left"/>
+      <w:pPr>
+        <w:tabs>
+          <w:tab w:val="num" w:pos="2160"/>
+        </w:tabs>
+        <w:ind w:left="2160" w:hanging="360"/>
+      </w:pPr>
+    </w:lvl>
+    <w:lvl w:ilvl="3" w:tentative="1">
+      <w:start w:val="1"/>
+      <w:numFmt w:val="decimal"/>
+      <w:lvlText w:val="%4."/>
+      <w:lvlJc w:val="left"/>
+      <w:pPr>
+        <w:tabs>
+          <w:tab w:val="num" w:pos="2880"/>
+        </w:tabs>
+        <w:ind w:left="2880" w:hanging="360"/>
+      </w:pPr>
+    </w:lvl>
+    <w:lvl w:ilvl="4" w:tentative="1">
+      <w:start w:val="1"/>
+      <w:numFmt w:val="decimal"/>
+      <w:lvlText w:val="%5."/>
+      <w:lvlJc w:val="left"/>
+      <w:pPr>
+        <w:tabs>
+          <w:tab w:val="num" w:pos="3600"/>
+        </w:tabs>
+        <w:ind w:left="3600" w:hanging="360"/>
+      </w:pPr>
+    </w:lvl>
+    <w:lvl w:ilvl="5" w:tentative="1">
+      <w:start w:val="1"/>
+      <w:numFmt w:val="decimal"/>
+      <w:lvlText w:val="%6."/>
+      <w:lvlJc w:val="left"/>
+      <w:pPr>
+        <w:tabs>
+          <w:tab w:val="num" w:pos="4320"/>
+        </w:tabs>
+        <w:ind w:left="4320" w:hanging="360"/>
+      </w:pPr>
+    </w:lvl>
+    <w:lvl w:ilvl="6" w:tentative="1">
+      <w:start w:val="1"/>
+      <w:numFmt w:val="decimal"/>
+      <w:lvlText w:val="%7."/>
+      <w:lvlJc w:val="left"/>
+      <w:pPr>
+        <w:tabs>
+          <w:tab w:val="num" w:pos="5040"/>
+        </w:tabs>
+        <w:ind w:left="5040" w:hanging="360"/>
+      </w:pPr>
+    </w:lvl>
+    <w:lvl w:ilvl="7" w:tentative="1">
+      <w:start w:val="1"/>
+      <w:numFmt w:val="decimal"/>
+      <w:lvlText w:val="%8."/>
+      <w:lvlJc w:val="left"/>
+      <w:pPr>
+        <w:tabs>
+          <w:tab w:val="num" w:pos="5760"/>
+        </w:tabs>
+        <w:ind w:left="5760" w:hanging="360"/>
+      </w:pPr>
+    </w:lvl>
+    <w:lvl w:ilvl="8" w:tentative="1">
+      <w:start w:val="1"/>
+      <w:numFmt w:val="decimal"/>
+      <w:lvlText w:val="%9."/>
+      <w:lvlJc w:val="left"/>
+      <w:pPr>
+        <w:tabs>
+          <w:tab w:val="num" w:pos="6480"/>
+        </w:tabs>
+        <w:ind w:left="6480" w:hanging="360"/>
+      </w:pPr>
+    </w:lvl>
+  </w:abstractNum>
+  <w:abstractNum w:abstractNumId="2" w15:restartNumberingAfterBreak="0">
+    <w:nsid w:val="7B900F8C"/>
+    <w:multiLevelType w:val="multilevel"/>
+    <w:tmpl w:val="5698733A"/>
+    <w:lvl w:ilvl="0">
+      <w:start w:val="1"/>
+      <w:numFmt w:val="bullet"/>
+      <w:lvlText w:val=""/>
+      <w:lvlJc w:val="left"/>
+      <w:pPr>
+        <w:tabs>
+          <w:tab w:val="num" w:pos="720"/>
+        </w:tabs>
+        <w:ind w:left="720" w:hanging="360"/>
+      </w:pPr>
+      <w:rPr>
+        <w:rFonts w:ascii="Symbol" w:hAnsi="Symbol" w:hint="default"/>
+        <w:sz w:val="20"/>
+      </w:rPr>
+    </w:lvl>
+    <w:lvl w:ilvl="1" w:tentative="1">
+      <w:start w:val="1"/>
+      <w:numFmt w:val="bullet"/>
+      <w:lvlText w:val="o"/>
+      <w:lvlJc w:val="left"/>
+      <w:pPr>
+        <w:tabs>
+          <w:tab w:val="num" w:pos="1440"/>
+        </w:tabs>
+        <w:ind w:left="1440" w:hanging="360"/>
+      </w:pPr>
+      <w:rPr>
+        <w:rFonts w:ascii="Courier New" w:hAnsi="Courier New" w:hint="default"/>
+        <w:sz w:val="20"/>
+      </w:rPr>
+    </w:lvl>
+    <w:lvl w:ilvl="2" w:tentative="1">
+      <w:start w:val="1"/>
+      <w:numFmt w:val="bullet"/>
+      <w:lvlText w:val=""/>
+      <w:lvlJc w:val="left"/>
+      <w:pPr>
+        <w:tabs>
+          <w:tab w:val="num" w:pos="2160"/>
+        </w:tabs>
+        <w:ind w:left="2160" w:hanging="360"/>
+      </w:pPr>
+      <w:rPr>
+        <w:rFonts w:ascii="Wingdings" w:hAnsi="Wingdings" w:hint="default"/>
+        <w:sz w:val="20"/>
+      </w:rPr>
+    </w:lvl>
+    <w:lvl w:ilvl="3" w:tentative="1">
+      <w:start w:val="1"/>
+      <w:numFmt w:val="bullet"/>
+      <w:lvlText w:val=""/>
+      <w:lvlJc w:val="left"/>
+      <w:pPr>
+        <w:tabs>
+          <w:tab w:val="num" w:pos="2880"/>
+        </w:tabs>
+        <w:ind w:left="2880" w:hanging="360"/>
+      </w:pPr>
+      <w:rPr>
+        <w:rFonts w:ascii="Wingdings" w:hAnsi="Wingdings" w:hint="default"/>
+        <w:sz w:val="20"/>
+      </w:rPr>
+    </w:lvl>
+    <w:lvl w:ilvl="4" w:tentative="1">
+      <w:start w:val="1"/>
+      <w:numFmt w:val="bullet"/>
+      <w:lvlText w:val=""/>
+      <w:lvlJc w:val="left"/>
+      <w:pPr>
+        <w:tabs>
+          <w:tab w:val="num" w:pos="3600"/>
+        </w:tabs>
+        <w:ind w:left="3600" w:hanging="360"/>
+      </w:pPr>
+      <w:rPr>
+        <w:rFonts w:ascii="Wingdings" w:hAnsi="Wingdings" w:hint="default"/>
+        <w:sz w:val="20"/>
+      </w:rPr>
+    </w:lvl>
+    <w:lvl w:ilvl="5" w:tentative="1">
+      <w:start w:val="1"/>
+      <w:numFmt w:val="bullet"/>
+      <w:lvlText w:val=""/>
+      <w:lvlJc w:val="left"/>
+      <w:pPr>
+        <w:tabs>
+          <w:tab w:val="num" w:pos="4320"/>
+        </w:tabs>
+        <w:ind w:left="4320" w:hanging="360"/>
+      </w:pPr>
+      <w:rPr>
+        <w:rFonts w:ascii="Wingdings" w:hAnsi="Wingdings" w:hint="default"/>
+        <w:sz w:val="20"/>
+      </w:rPr>
+    </w:lvl>
+    <w:lvl w:ilvl="6" w:tentative="1">
+      <w:start w:val="1"/>
+      <w:numFmt w:val="bullet"/>
+      <w:lvlText w:val=""/>
+      <w:lvlJc w:val="left"/>
+      <w:pPr>
+        <w:tabs>
+          <w:tab w:val="num" w:pos="5040"/>
+        </w:tabs>
+        <w:ind w:left="5040" w:hanging="360"/>
+      </w:pPr>
+      <w:rPr>
+        <w:rFonts w:ascii="Wingdings" w:hAnsi="Wingdings" w:hint="default"/>
+        <w:sz w:val="20"/>
+      </w:rPr>
+    </w:lvl>
+    <w:lvl w:ilvl="7" w:tentative="1">
+      <w:start w:val="1"/>
+      <w:numFmt w:val="bullet"/>
+      <w:lvlText w:val=""/>
+      <w:lvlJc w:val="left"/>
+      <w:pPr>
+        <w:tabs>
+          <w:tab w:val="num" w:pos="5760"/>
+        </w:tabs>
+        <w:ind w:left="5760" w:hanging="360"/>
+      </w:pPr>
+      <w:rPr>
+        <w:rFonts w:ascii="Wingdings" w:hAnsi="Wingdings" w:hint="default"/>
+        <w:sz w:val="20"/>
+      </w:rPr>
+    </w:lvl>
+    <w:lvl w:ilvl="8" w:tentative="1">
+      <w:start w:val="1"/>
+      <w:numFmt w:val="bullet"/>
+      <w:lvlText w:val=""/>
+      <w:lvlJc w:val="left"/>
+      <w:pPr>
+        <w:tabs>
+          <w:tab w:val="num" w:pos="6480"/>
+        </w:tabs>
+        <w:ind w:left="6480" w:hanging="360"/>
+      </w:pPr>
+      <w:rPr>
+        <w:rFonts w:ascii="Wingdings" w:hAnsi="Wingdings" w:hint="default"/>
+        <w:sz w:val="20"/>
+      </w:rPr>
+    </w:lvl>
+  </w:abstractNum>
+  <w:num w:numId="1" w16cid:durableId="2052001230">
+    <w:abstractNumId w:val="2"/>
+  </w:num>
+  <w:num w:numId="2" w16cid:durableId="1144783648">
+    <w:abstractNumId w:val="1"/>
+  </w:num>
+  <w:num w:numId="3" w16cid:durableId="765274865">
+    <w:abstractNumId w:val="0"/>
+  </w:num>
+</w:numbering>
 </file>
 
 <file path=word/styles.xml><?xml version="1.0" encoding="utf-8"?>
@@ -1129,6 +4331,29 @@
       <w:spacing w:val="5"/>
     </w:rPr>
   </w:style>
+  <w:style w:type="character" w:styleId="Hyperlink">
+    <w:name w:val="Hyperlink"/>
+    <w:basedOn w:val="DefaultParagraphFont"/>
+    <w:uiPriority w:val="99"/>
+    <w:unhideWhenUsed/>
+    <w:rsid w:val="00E52D95"/>
+    <w:rPr>
+      <w:color w:val="467886" w:themeColor="hyperlink"/>
+      <w:u w:val="single"/>
+    </w:rPr>
+  </w:style>
+  <w:style w:type="character" w:styleId="UnresolvedMention">
+    <w:name w:val="Unresolved Mention"/>
+    <w:basedOn w:val="DefaultParagraphFont"/>
+    <w:uiPriority w:val="99"/>
+    <w:semiHidden/>
+    <w:unhideWhenUsed/>
+    <w:rsid w:val="00E52D95"/>
+    <w:rPr>
+      <w:color w:val="605E5C"/>
+      <w:shd w:val="clear" w:color="auto" w:fill="E1DFDD"/>
+    </w:rPr>
+  </w:style>
 </w:styles>
 </file>
 

--- a/mcp-strands-agent-demo.docx
+++ b/mcp-strands-agent-demo.docx
@@ -1994,6 +1994,376 @@
         <w:t xml:space="preserve">Copy the token immediately (you won't be able to see it again) </w:t>
       </w:r>
     </w:p>
+    <w:p>
+      <w:pPr>
+        <w:pStyle w:val="Heading2"/>
+      </w:pPr>
+      <w:r>
+        <w:t>Understanding the whole sequence</w:t>
+      </w:r>
+    </w:p>
+    <w:p>
+      <w:pPr>
+        <w:pStyle w:val="HTMLPreformatted"/>
+      </w:pPr>
+      <w:r>
+        <w:rPr>
+          <w:rStyle w:val="10"/>
+        </w:rPr>
+        <w:t>git</w:t>
+      </w:r>
+      <w:r>
+        <w:rPr>
+          <w:rStyle w:val="HTMLCode"/>
+        </w:rPr>
+        <w:t xml:space="preserve"> </w:t>
+      </w:r>
+      <w:proofErr w:type="spellStart"/>
+      <w:r>
+        <w:rPr>
+          <w:rStyle w:val="HTMLCode"/>
+        </w:rPr>
+        <w:t>init</w:t>
+      </w:r>
+      <w:proofErr w:type="spellEnd"/>
+      <w:r>
+        <w:br/>
+      </w:r>
+      <w:r>
+        <w:rPr>
+          <w:rStyle w:val="10"/>
+        </w:rPr>
+        <w:t>git</w:t>
+      </w:r>
+      <w:r>
+        <w:rPr>
+          <w:rStyle w:val="HTMLCode"/>
+        </w:rPr>
+        <w:t xml:space="preserve"> add .</w:t>
+      </w:r>
+      <w:r>
+        <w:br/>
+      </w:r>
+      <w:r>
+        <w:rPr>
+          <w:rStyle w:val="10"/>
+        </w:rPr>
+        <w:t>git</w:t>
+      </w:r>
+      <w:r>
+        <w:rPr>
+          <w:rStyle w:val="HTMLCode"/>
+        </w:rPr>
+        <w:t xml:space="preserve"> commit </w:t>
+      </w:r>
+      <w:r>
+        <w:rPr>
+          <w:rStyle w:val="12"/>
+        </w:rPr>
+        <w:t>-m</w:t>
+      </w:r>
+      <w:r>
+        <w:rPr>
+          <w:rStyle w:val="HTMLCode"/>
+        </w:rPr>
+        <w:t xml:space="preserve"> </w:t>
+      </w:r>
+      <w:r>
+        <w:rPr>
+          <w:rStyle w:val="z"/>
+        </w:rPr>
+        <w:t>"Initial commit"</w:t>
+      </w:r>
+      <w:r>
+        <w:br/>
+      </w:r>
+      <w:r>
+        <w:rPr>
+          <w:rStyle w:val="10"/>
+        </w:rPr>
+        <w:t>git</w:t>
+      </w:r>
+      <w:r>
+        <w:rPr>
+          <w:rStyle w:val="HTMLCode"/>
+        </w:rPr>
+        <w:t xml:space="preserve"> branch </w:t>
+      </w:r>
+      <w:r>
+        <w:rPr>
+          <w:rStyle w:val="12"/>
+        </w:rPr>
+        <w:t>-M</w:t>
+      </w:r>
+      <w:r>
+        <w:rPr>
+          <w:rStyle w:val="HTMLCode"/>
+        </w:rPr>
+        <w:t xml:space="preserve"> main</w:t>
+      </w:r>
+      <w:r>
+        <w:br/>
+      </w:r>
+      <w:r>
+        <w:rPr>
+          <w:rStyle w:val="10"/>
+        </w:rPr>
+        <w:t>git</w:t>
+      </w:r>
+      <w:r>
+        <w:rPr>
+          <w:rStyle w:val="HTMLCode"/>
+        </w:rPr>
+        <w:t xml:space="preserve"> remote add origin &lt;</w:t>
+      </w:r>
+      <w:proofErr w:type="spellStart"/>
+      <w:r>
+        <w:rPr>
+          <w:rStyle w:val="HTMLCode"/>
+        </w:rPr>
+        <w:t>github-url</w:t>
+      </w:r>
+      <w:proofErr w:type="spellEnd"/>
+      <w:r>
+        <w:rPr>
+          <w:rStyle w:val="HTMLCode"/>
+        </w:rPr>
+        <w:t>&gt;</w:t>
+      </w:r>
+      <w:r>
+        <w:br/>
+      </w:r>
+      <w:r>
+        <w:rPr>
+          <w:rStyle w:val="10"/>
+        </w:rPr>
+        <w:t>git</w:t>
+      </w:r>
+      <w:r>
+        <w:rPr>
+          <w:rStyle w:val="HTMLCode"/>
+        </w:rPr>
+        <w:t xml:space="preserve"> push </w:t>
+      </w:r>
+      <w:r>
+        <w:rPr>
+          <w:rStyle w:val="12"/>
+        </w:rPr>
+        <w:t>-u</w:t>
+      </w:r>
+      <w:r>
+        <w:rPr>
+          <w:rStyle w:val="HTMLCode"/>
+        </w:rPr>
+        <w:t xml:space="preserve"> origin main</w:t>
+      </w:r>
+    </w:p>
+    <w:p>
+      <w:pPr>
+        <w:pStyle w:val="NormalWeb"/>
+      </w:pPr>
+      <w:r>
+        <w:t>Meaning:</w:t>
+      </w:r>
+    </w:p>
+    <w:p>
+      <w:pPr>
+        <w:pStyle w:val="HTMLPreformatted"/>
+      </w:pPr>
+      <w:r>
+        <w:rPr>
+          <w:rStyle w:val="HTMLCode"/>
+        </w:rPr>
+        <w:t>1. Create local Git repository</w:t>
+      </w:r>
+      <w:r>
+        <w:br/>
+      </w:r>
+      <w:r>
+        <w:rPr>
+          <w:rStyle w:val="HTMLCode"/>
+        </w:rPr>
+        <w:t>2. Save files into Git</w:t>
+      </w:r>
+      <w:r>
+        <w:br/>
+      </w:r>
+      <w:r>
+        <w:rPr>
+          <w:rStyle w:val="HTMLCode"/>
+        </w:rPr>
+        <w:t>3. Create first commit</w:t>
+      </w:r>
+      <w:r>
+        <w:br/>
+      </w:r>
+      <w:r>
+        <w:rPr>
+          <w:rStyle w:val="HTMLCode"/>
+        </w:rPr>
+        <w:t>4. Ensure branch name is main</w:t>
+      </w:r>
+      <w:r>
+        <w:br/>
+      </w:r>
+      <w:r>
+        <w:rPr>
+          <w:rStyle w:val="HTMLCode"/>
+        </w:rPr>
+        <w:t>5. Connect to GitHub</w:t>
+      </w:r>
+      <w:r>
+        <w:br/>
+      </w:r>
+      <w:r>
+        <w:rPr>
+          <w:rStyle w:val="HTMLCode"/>
+        </w:rPr>
+        <w:t>6. Upload main branch to GitHub</w:t>
+      </w:r>
+    </w:p>
+    <w:p>
+      <w:r>
+        <w:pict w14:anchorId="1337EC26">
+          <v:rect id="_x0000_i1137" style="width:0;height:1.5pt" o:hralign="center" o:hrstd="t" o:hr="t" fillcolor="#a0a0a0" stroked="f"/>
+        </w:pict>
+      </w:r>
+    </w:p>
+    <w:p>
+      <w:pPr>
+        <w:pStyle w:val="Heading2"/>
+      </w:pPr>
+      <w:r>
+        <w:t>How to check your current branch</w:t>
+      </w:r>
+    </w:p>
+    <w:p>
+      <w:pPr>
+        <w:pStyle w:val="HTMLPreformatted"/>
+      </w:pPr>
+      <w:r>
+        <w:rPr>
+          <w:rStyle w:val="10"/>
+        </w:rPr>
+        <w:t>git</w:t>
+      </w:r>
+      <w:r>
+        <w:rPr>
+          <w:rStyle w:val="HTMLCode"/>
+        </w:rPr>
+        <w:t xml:space="preserve"> branch</w:t>
+      </w:r>
+    </w:p>
+    <w:p>
+      <w:pPr>
+        <w:pStyle w:val="NormalWeb"/>
+      </w:pPr>
+      <w:r>
+        <w:t>Example:</w:t>
+      </w:r>
+    </w:p>
+    <w:p>
+      <w:pPr>
+        <w:pStyle w:val="HTMLPreformatted"/>
+      </w:pPr>
+      <w:r>
+        <w:rPr>
+          <w:rStyle w:val="HTMLCode"/>
+        </w:rPr>
+        <w:t>* main</w:t>
+      </w:r>
+    </w:p>
+    <w:p>
+      <w:pPr>
+        <w:pStyle w:val="NormalWeb"/>
+      </w:pPr>
+      <w:r>
+        <w:t>or</w:t>
+      </w:r>
+    </w:p>
+    <w:p>
+      <w:pPr>
+        <w:pStyle w:val="HTMLPreformatted"/>
+      </w:pPr>
+      <w:r>
+        <w:rPr>
+          <w:rStyle w:val="HTMLCode"/>
+        </w:rPr>
+        <w:t>* master</w:t>
+      </w:r>
+    </w:p>
+    <w:p>
+      <w:pPr>
+        <w:pStyle w:val="NormalWeb"/>
+      </w:pPr>
+      <w:r>
+        <w:lastRenderedPageBreak/>
+        <w:t xml:space="preserve">The name with </w:t>
+      </w:r>
+      <w:r>
+        <w:rPr>
+          <w:rStyle w:val="HTMLCode"/>
+        </w:rPr>
+        <w:t>*</w:t>
+      </w:r>
+      <w:r>
+        <w:t xml:space="preserve"> is the branch you're currently working on.</w:t>
+      </w:r>
+    </w:p>
+    <w:p>
+      <w:pPr>
+        <w:pStyle w:val="NormalWeb"/>
+      </w:pPr>
+      <w:r>
+        <w:t>For your project, run:</w:t>
+      </w:r>
+    </w:p>
+    <w:p>
+      <w:pPr>
+        <w:pStyle w:val="HTMLPreformatted"/>
+      </w:pPr>
+      <w:r>
+        <w:rPr>
+          <w:rStyle w:val="10"/>
+        </w:rPr>
+        <w:t>git</w:t>
+      </w:r>
+      <w:r>
+        <w:rPr>
+          <w:rStyle w:val="HTMLCode"/>
+        </w:rPr>
+        <w:t xml:space="preserve"> branch</w:t>
+      </w:r>
+      <w:r>
+        <w:br/>
+      </w:r>
+      <w:r>
+        <w:rPr>
+          <w:rStyle w:val="10"/>
+        </w:rPr>
+        <w:t>git</w:t>
+      </w:r>
+      <w:r>
+        <w:rPr>
+          <w:rStyle w:val="HTMLCode"/>
+        </w:rPr>
+        <w:t xml:space="preserve"> remote </w:t>
+      </w:r>
+      <w:r>
+        <w:rPr>
+          <w:rStyle w:val="12"/>
+        </w:rPr>
+        <w:t>-v</w:t>
+      </w:r>
+    </w:p>
+    <w:p>
+      <w:pPr>
+        <w:pStyle w:val="NormalWeb"/>
+      </w:pPr>
+      <w:r>
+        <w:t>and I can explain exactly what branch and remote setup you currently have.</w:t>
+      </w:r>
+    </w:p>
     <w:p/>
     <w:p>
       <w:pPr>
@@ -2400,170 +2770,170 @@
           <w:sz w:val="18"/>
           <w:szCs w:val="18"/>
         </w:rPr>
+        <w:t xml:space="preserve"> create mode 100644 </w:t>
+      </w:r>
+      <w:proofErr w:type="spellStart"/>
+      <w:r>
+        <w:rPr>
+          <w:sz w:val="18"/>
+          <w:szCs w:val="18"/>
+        </w:rPr>
+        <w:t>uv.lock</w:t>
+      </w:r>
+      <w:proofErr w:type="spellEnd"/>
+    </w:p>
+    <w:p>
+      <w:pPr>
+        <w:rPr>
+          <w:sz w:val="18"/>
+          <w:szCs w:val="18"/>
+        </w:rPr>
+      </w:pPr>
+      <w:r>
+        <w:rPr>
+          <w:sz w:val="18"/>
+          <w:szCs w:val="18"/>
+        </w:rPr>
+        <w:t xml:space="preserve"> create mode 100644 ~$p-strands-agent-demo.docx</w:t>
+      </w:r>
+    </w:p>
+    <w:p>
+      <w:pPr>
+        <w:rPr>
+          <w:sz w:val="18"/>
+          <w:szCs w:val="18"/>
+        </w:rPr>
+      </w:pPr>
+      <w:r>
+        <w:rPr>
+          <w:sz w:val="18"/>
+          <w:szCs w:val="18"/>
+        </w:rPr>
+        <w:t xml:space="preserve"> create mode 100644 ~WRL0426.tmp</w:t>
+      </w:r>
+    </w:p>
+    <w:p>
+      <w:pPr>
+        <w:rPr>
+          <w:sz w:val="18"/>
+          <w:szCs w:val="18"/>
+        </w:rPr>
+      </w:pPr>
+      <w:r>
+        <w:rPr>
+          <w:sz w:val="18"/>
+          <w:szCs w:val="18"/>
+        </w:rPr>
+        <w:t>(base) (</w:t>
+      </w:r>
+      <w:proofErr w:type="spellStart"/>
+      <w:r>
+        <w:rPr>
+          <w:sz w:val="18"/>
+          <w:szCs w:val="18"/>
+        </w:rPr>
+        <w:t>mcp</w:t>
+      </w:r>
+      <w:proofErr w:type="spellEnd"/>
+      <w:r>
+        <w:rPr>
+          <w:sz w:val="18"/>
+          <w:szCs w:val="18"/>
+        </w:rPr>
+        <w:t>-strands-agent-demo) PS D:\ws\mcp-strands-agent-demo&gt; git remote add origin https://github.com/sarathchandray/strands-agent-mcp_tools.git</w:t>
+      </w:r>
+    </w:p>
+    <w:p>
+      <w:pPr>
+        <w:rPr>
+          <w:sz w:val="18"/>
+          <w:szCs w:val="18"/>
+        </w:rPr>
+      </w:pPr>
+      <w:r>
+        <w:rPr>
+          <w:sz w:val="18"/>
+          <w:szCs w:val="18"/>
+        </w:rPr>
+        <w:t>(base) (</w:t>
+      </w:r>
+      <w:proofErr w:type="spellStart"/>
+      <w:r>
+        <w:rPr>
+          <w:sz w:val="18"/>
+          <w:szCs w:val="18"/>
+        </w:rPr>
+        <w:t>mcp</w:t>
+      </w:r>
+      <w:proofErr w:type="spellEnd"/>
+      <w:r>
+        <w:rPr>
+          <w:sz w:val="18"/>
+          <w:szCs w:val="18"/>
+        </w:rPr>
+        <w:t>-strands-agent-demo) PS D:\ws\mcp-strands-agent-demo&gt; git push -u origin main</w:t>
+      </w:r>
+    </w:p>
+    <w:p>
+      <w:pPr>
+        <w:rPr>
+          <w:sz w:val="18"/>
+          <w:szCs w:val="18"/>
+        </w:rPr>
+      </w:pPr>
+      <w:r>
+        <w:rPr>
+          <w:sz w:val="18"/>
+          <w:szCs w:val="18"/>
+        </w:rPr>
+        <w:t xml:space="preserve">error: </w:t>
+      </w:r>
+      <w:proofErr w:type="spellStart"/>
+      <w:r>
+        <w:rPr>
+          <w:sz w:val="18"/>
+          <w:szCs w:val="18"/>
+        </w:rPr>
+        <w:t>src</w:t>
+      </w:r>
+      <w:proofErr w:type="spellEnd"/>
+      <w:r>
+        <w:rPr>
+          <w:sz w:val="18"/>
+          <w:szCs w:val="18"/>
+        </w:rPr>
+        <w:t xml:space="preserve"> </w:t>
+      </w:r>
+      <w:proofErr w:type="spellStart"/>
+      <w:r>
+        <w:rPr>
+          <w:sz w:val="18"/>
+          <w:szCs w:val="18"/>
+        </w:rPr>
+        <w:t>refspec</w:t>
+      </w:r>
+      <w:proofErr w:type="spellEnd"/>
+      <w:r>
+        <w:rPr>
+          <w:sz w:val="18"/>
+          <w:szCs w:val="18"/>
+        </w:rPr>
+        <w:t xml:space="preserve"> main does not match any</w:t>
+      </w:r>
+    </w:p>
+    <w:p>
+      <w:pPr>
+        <w:rPr>
+          <w:sz w:val="18"/>
+          <w:szCs w:val="18"/>
+        </w:rPr>
+      </w:pPr>
+      <w:r>
+        <w:rPr>
+          <w:sz w:val="18"/>
+          <w:szCs w:val="18"/>
+        </w:rPr>
         <w:lastRenderedPageBreak/>
-        <w:t xml:space="preserve"> create mode 100644 </w:t>
-      </w:r>
-      <w:proofErr w:type="spellStart"/>
-      <w:r>
-        <w:rPr>
-          <w:sz w:val="18"/>
-          <w:szCs w:val="18"/>
-        </w:rPr>
-        <w:t>uv.lock</w:t>
-      </w:r>
-      <w:proofErr w:type="spellEnd"/>
-    </w:p>
-    <w:p>
-      <w:pPr>
-        <w:rPr>
-          <w:sz w:val="18"/>
-          <w:szCs w:val="18"/>
-        </w:rPr>
-      </w:pPr>
-      <w:r>
-        <w:rPr>
-          <w:sz w:val="18"/>
-          <w:szCs w:val="18"/>
-        </w:rPr>
-        <w:t xml:space="preserve"> create mode 100644 ~$p-strands-agent-demo.docx</w:t>
-      </w:r>
-    </w:p>
-    <w:p>
-      <w:pPr>
-        <w:rPr>
-          <w:sz w:val="18"/>
-          <w:szCs w:val="18"/>
-        </w:rPr>
-      </w:pPr>
-      <w:r>
-        <w:rPr>
-          <w:sz w:val="18"/>
-          <w:szCs w:val="18"/>
-        </w:rPr>
-        <w:t xml:space="preserve"> create mode 100644 ~WRL0426.tmp</w:t>
-      </w:r>
-    </w:p>
-    <w:p>
-      <w:pPr>
-        <w:rPr>
-          <w:sz w:val="18"/>
-          <w:szCs w:val="18"/>
-        </w:rPr>
-      </w:pPr>
-      <w:r>
-        <w:rPr>
-          <w:sz w:val="18"/>
-          <w:szCs w:val="18"/>
-        </w:rPr>
-        <w:t>(base) (</w:t>
-      </w:r>
-      <w:proofErr w:type="spellStart"/>
-      <w:r>
-        <w:rPr>
-          <w:sz w:val="18"/>
-          <w:szCs w:val="18"/>
-        </w:rPr>
-        <w:t>mcp</w:t>
-      </w:r>
-      <w:proofErr w:type="spellEnd"/>
-      <w:r>
-        <w:rPr>
-          <w:sz w:val="18"/>
-          <w:szCs w:val="18"/>
-        </w:rPr>
-        <w:t>-strands-agent-demo) PS D:\ws\mcp-strands-agent-demo&gt; git remote add origin https://github.com/sarathchandray/strands-agent-mcp_tools.git</w:t>
-      </w:r>
-    </w:p>
-    <w:p>
-      <w:pPr>
-        <w:rPr>
-          <w:sz w:val="18"/>
-          <w:szCs w:val="18"/>
-        </w:rPr>
-      </w:pPr>
-      <w:r>
-        <w:rPr>
-          <w:sz w:val="18"/>
-          <w:szCs w:val="18"/>
-        </w:rPr>
-        <w:t>(base) (</w:t>
-      </w:r>
-      <w:proofErr w:type="spellStart"/>
-      <w:r>
-        <w:rPr>
-          <w:sz w:val="18"/>
-          <w:szCs w:val="18"/>
-        </w:rPr>
-        <w:t>mcp</w:t>
-      </w:r>
-      <w:proofErr w:type="spellEnd"/>
-      <w:r>
-        <w:rPr>
-          <w:sz w:val="18"/>
-          <w:szCs w:val="18"/>
-        </w:rPr>
-        <w:t>-strands-agent-demo) PS D:\ws\mcp-strands-agent-demo&gt; git push -u origin main</w:t>
-      </w:r>
-    </w:p>
-    <w:p>
-      <w:pPr>
-        <w:rPr>
-          <w:sz w:val="18"/>
-          <w:szCs w:val="18"/>
-        </w:rPr>
-      </w:pPr>
-      <w:r>
-        <w:rPr>
-          <w:sz w:val="18"/>
-          <w:szCs w:val="18"/>
-        </w:rPr>
-        <w:t xml:space="preserve">error: </w:t>
-      </w:r>
-      <w:proofErr w:type="spellStart"/>
-      <w:r>
-        <w:rPr>
-          <w:sz w:val="18"/>
-          <w:szCs w:val="18"/>
-        </w:rPr>
-        <w:t>src</w:t>
-      </w:r>
-      <w:proofErr w:type="spellEnd"/>
-      <w:r>
-        <w:rPr>
-          <w:sz w:val="18"/>
-          <w:szCs w:val="18"/>
-        </w:rPr>
-        <w:t xml:space="preserve"> </w:t>
-      </w:r>
-      <w:proofErr w:type="spellStart"/>
-      <w:r>
-        <w:rPr>
-          <w:sz w:val="18"/>
-          <w:szCs w:val="18"/>
-        </w:rPr>
-        <w:t>refspec</w:t>
-      </w:r>
-      <w:proofErr w:type="spellEnd"/>
-      <w:r>
-        <w:rPr>
-          <w:sz w:val="18"/>
-          <w:szCs w:val="18"/>
-        </w:rPr>
-        <w:t xml:space="preserve"> main does not match any</w:t>
-      </w:r>
-    </w:p>
-    <w:p>
-      <w:pPr>
-        <w:rPr>
-          <w:sz w:val="18"/>
-          <w:szCs w:val="18"/>
-        </w:rPr>
-      </w:pPr>
-      <w:r>
-        <w:rPr>
-          <w:sz w:val="18"/>
-          <w:szCs w:val="18"/>
-        </w:rPr>
         <w:t>error: failed to push some refs to 'https://github.com/</w:t>
       </w:r>
       <w:proofErr w:type="spellStart"/>
@@ -3843,7 +4213,6 @@
     <w:next w:val="Normal"/>
     <w:link w:val="Heading2Char"/>
     <w:uiPriority w:val="9"/>
-    <w:semiHidden/>
     <w:unhideWhenUsed/>
     <w:qFormat/>
     <w:rsid w:val="003878D7"/>
@@ -4059,7 +4428,6 @@
     <w:basedOn w:val="DefaultParagraphFont"/>
     <w:link w:val="Heading2"/>
     <w:uiPriority w:val="9"/>
-    <w:semiHidden/>
     <w:rsid w:val="003878D7"/>
     <w:rPr>
       <w:rFonts w:asciiTheme="majorHAnsi" w:eastAsiaTheme="majorEastAsia" w:hAnsiTheme="majorHAnsi" w:cstheme="majorBidi"/>
@@ -4352,6 +4720,102 @@
     <w:rPr>
       <w:color w:val="605E5C"/>
       <w:shd w:val="clear" w:color="auto" w:fill="E1DFDD"/>
+    </w:rPr>
+  </w:style>
+  <w:style w:type="paragraph" w:styleId="HTMLPreformatted">
+    <w:name w:val="HTML Preformatted"/>
+    <w:basedOn w:val="Normal"/>
+    <w:link w:val="HTMLPreformattedChar"/>
+    <w:uiPriority w:val="99"/>
+    <w:semiHidden/>
+    <w:unhideWhenUsed/>
+    <w:rsid w:val="00BE596E"/>
+    <w:pPr>
+      <w:tabs>
+        <w:tab w:val="left" w:pos="916"/>
+        <w:tab w:val="left" w:pos="1832"/>
+        <w:tab w:val="left" w:pos="2748"/>
+        <w:tab w:val="left" w:pos="3664"/>
+        <w:tab w:val="left" w:pos="4580"/>
+        <w:tab w:val="left" w:pos="5496"/>
+        <w:tab w:val="left" w:pos="6412"/>
+        <w:tab w:val="left" w:pos="7328"/>
+        <w:tab w:val="left" w:pos="8244"/>
+        <w:tab w:val="left" w:pos="9160"/>
+        <w:tab w:val="left" w:pos="10076"/>
+        <w:tab w:val="left" w:pos="10992"/>
+        <w:tab w:val="left" w:pos="11908"/>
+        <w:tab w:val="left" w:pos="12824"/>
+        <w:tab w:val="left" w:pos="13740"/>
+        <w:tab w:val="left" w:pos="14656"/>
+      </w:tabs>
+      <w:spacing w:after="0" w:line="240" w:lineRule="auto"/>
+    </w:pPr>
+    <w:rPr>
+      <w:rFonts w:ascii="Courier New" w:eastAsia="Times New Roman" w:hAnsi="Courier New" w:cs="Courier New"/>
+      <w:kern w:val="0"/>
+      <w:sz w:val="20"/>
+      <w:szCs w:val="20"/>
+      <w14:ligatures w14:val="none"/>
+    </w:rPr>
+  </w:style>
+  <w:style w:type="character" w:customStyle="1" w:styleId="HTMLPreformattedChar">
+    <w:name w:val="HTML Preformatted Char"/>
+    <w:basedOn w:val="DefaultParagraphFont"/>
+    <w:link w:val="HTMLPreformatted"/>
+    <w:uiPriority w:val="99"/>
+    <w:semiHidden/>
+    <w:rsid w:val="00BE596E"/>
+    <w:rPr>
+      <w:rFonts w:ascii="Courier New" w:eastAsia="Times New Roman" w:hAnsi="Courier New" w:cs="Courier New"/>
+      <w:kern w:val="0"/>
+      <w:sz w:val="20"/>
+      <w:szCs w:val="20"/>
+      <w14:ligatures w14:val="none"/>
+    </w:rPr>
+  </w:style>
+  <w:style w:type="character" w:styleId="HTMLCode">
+    <w:name w:val="HTML Code"/>
+    <w:basedOn w:val="DefaultParagraphFont"/>
+    <w:uiPriority w:val="99"/>
+    <w:semiHidden/>
+    <w:unhideWhenUsed/>
+    <w:rsid w:val="00BE596E"/>
+    <w:rPr>
+      <w:rFonts w:ascii="Courier New" w:eastAsia="Times New Roman" w:hAnsi="Courier New" w:cs="Courier New"/>
+      <w:sz w:val="20"/>
+      <w:szCs w:val="20"/>
+    </w:rPr>
+  </w:style>
+  <w:style w:type="character" w:customStyle="1" w:styleId="10">
+    <w:name w:val="ͼ10"/>
+    <w:basedOn w:val="DefaultParagraphFont"/>
+    <w:rsid w:val="00BE596E"/>
+  </w:style>
+  <w:style w:type="character" w:customStyle="1" w:styleId="12">
+    <w:name w:val="ͼ12"/>
+    <w:basedOn w:val="DefaultParagraphFont"/>
+    <w:rsid w:val="00BE596E"/>
+  </w:style>
+  <w:style w:type="character" w:customStyle="1" w:styleId="z">
+    <w:name w:val="ͼz"/>
+    <w:basedOn w:val="DefaultParagraphFont"/>
+    <w:rsid w:val="00BE596E"/>
+  </w:style>
+  <w:style w:type="paragraph" w:styleId="NormalWeb">
+    <w:name w:val="Normal (Web)"/>
+    <w:basedOn w:val="Normal"/>
+    <w:uiPriority w:val="99"/>
+    <w:semiHidden/>
+    <w:unhideWhenUsed/>
+    <w:rsid w:val="00BE596E"/>
+    <w:pPr>
+      <w:spacing w:before="100" w:beforeAutospacing="1" w:after="100" w:afterAutospacing="1" w:line="240" w:lineRule="auto"/>
+    </w:pPr>
+    <w:rPr>
+      <w:rFonts w:ascii="Times New Roman" w:eastAsia="Times New Roman" w:hAnsi="Times New Roman" w:cs="Times New Roman"/>
+      <w:kern w:val="0"/>
+      <w14:ligatures w14:val="none"/>
     </w:rPr>
   </w:style>
 </w:styles>
